--- a/Дипломен-проект-шаблон 12а(1).docx
+++ b/Дипломен-проект-шаблон 12а(1).docx
@@ -1,6 +1,6 @@
 
 <file path=word/document.xml><?xml version="1.0" encoding="utf-8"?>
-<w:document xmlns:wpc="http://schemas.microsoft.com/office/word/2010/wordprocessingCanvas" xmlns:cx="http://schemas.microsoft.com/office/drawing/2014/chartex" xmlns:cx1="http://schemas.microsoft.com/office/drawing/2015/9/8/chartex" xmlns:cx2="http://schemas.microsoft.com/office/drawing/2015/10/21/chartex" xmlns:cx3="http://schemas.microsoft.com/office/drawing/2016/5/9/chartex" xmlns:cx4="http://schemas.microsoft.com/office/drawing/2016/5/10/chartex" xmlns:cx5="http://schemas.microsoft.com/office/drawing/2016/5/11/chartex" xmlns:cx6="http://schemas.microsoft.com/office/drawing/2016/5/12/chartex" xmlns:cx7="http://schemas.microsoft.com/office/drawing/2016/5/13/chartex" xmlns:cx8="http://schemas.microsoft.com/office/drawing/2016/5/14/chartex" xmlns:mc="http://schemas.openxmlformats.org/markup-compatibility/2006" xmlns:aink="http://schemas.microsoft.com/office/drawing/2016/ink" xmlns:am3d="http://schemas.microsoft.com/office/drawing/2017/model3d" xmlns:o="urn:schemas-microsoft-com:office:office" xmlns:oel="http://schemas.microsoft.com/office/2019/extlst" xmlns:r="http://schemas.openxmlformats.org/officeDocument/2006/relationships" xmlns:m="http://schemas.openxmlformats.org/officeDocument/2006/math" xmlns:v="urn:schemas-microsoft-com:vml" xmlns:wp14="http://schemas.microsoft.com/office/word/2010/wordprocessingDrawing" xmlns:wp="http://schemas.openxmlformats.org/drawingml/2006/wordprocessingDrawing" xmlns:w10="urn:schemas-microsoft-com:office:word" xmlns:w="http://schemas.openxmlformats.org/wordprocessingml/2006/main" xmlns:w14="http://schemas.microsoft.com/office/word/2010/wordml" xmlns:w15="http://schemas.microsoft.com/office/word/2012/wordml" xmlns:w16cex="http://schemas.microsoft.com/office/word/2018/wordml/cex" xmlns:w16cid="http://schemas.microsoft.com/office/word/2016/wordml/cid" xmlns:w16="http://schemas.microsoft.com/office/word/2018/wordml" xmlns:w16du="http://schemas.microsoft.com/office/word/2023/wordml/word16du" xmlns:w16sdtdh="http://schemas.microsoft.com/office/word/2020/wordml/sdtdatahash" xmlns:w16sdtfl="http://schemas.microsoft.com/office/word/2024/wordml/sdtformatlock" xmlns:w16se="http://schemas.microsoft.com/office/word/2015/wordml/symex" xmlns:wpg="http://schemas.microsoft.com/office/word/2010/wordprocessingGroup" xmlns:wpi="http://schemas.microsoft.com/office/word/2010/wordprocessingInk" xmlns:wne="http://schemas.microsoft.com/office/word/2006/wordml" xmlns:wps="http://schemas.microsoft.com/office/word/2010/wordprocessingShape" mc:Ignorable="w14 w15 w16se w16cid w16 w16cex w16sdtdh w16sdtfl w16du wp14">
+<w:document xmlns:wpc="http://schemas.microsoft.com/office/word/2010/wordprocessingCanvas" xmlns:cx="http://schemas.microsoft.com/office/drawing/2014/chartex" xmlns:cx1="http://schemas.microsoft.com/office/drawing/2015/9/8/chartex" xmlns:mc="http://schemas.openxmlformats.org/markup-compatibility/2006" xmlns:o="urn:schemas-microsoft-com:office:office" xmlns:r="http://schemas.openxmlformats.org/officeDocument/2006/relationships" xmlns:m="http://schemas.openxmlformats.org/officeDocument/2006/math" xmlns:v="urn:schemas-microsoft-com:vml" xmlns:wp14="http://schemas.microsoft.com/office/word/2010/wordprocessingDrawing" xmlns:wp="http://schemas.openxmlformats.org/drawingml/2006/wordprocessingDrawing" xmlns:w10="urn:schemas-microsoft-com:office:word" xmlns:w="http://schemas.openxmlformats.org/wordprocessingml/2006/main" xmlns:w14="http://schemas.microsoft.com/office/word/2010/wordml" xmlns:w15="http://schemas.microsoft.com/office/word/2012/wordml" xmlns:w16se="http://schemas.microsoft.com/office/word/2015/wordml/symex" xmlns:wpg="http://schemas.microsoft.com/office/word/2010/wordprocessingGroup" xmlns:wpi="http://schemas.microsoft.com/office/word/2010/wordprocessingInk" xmlns:wne="http://schemas.microsoft.com/office/word/2006/wordml" xmlns:wps="http://schemas.microsoft.com/office/word/2010/wordprocessingShape" mc:Ignorable="w14 w15 w16se wp14">
   <w:body>
     <w:p>
       <w:pPr>
@@ -18,6 +18,7 @@
         <w:rPr>
           <w:rFonts w:ascii="Times New Roman" w:hAnsi="Times New Roman"/>
           <w:noProof/>
+          <w:lang w:val="en-US"/>
         </w:rPr>
         <w:drawing>
           <wp:anchor distT="0" distB="0" distL="114300" distR="114300" simplePos="0" relativeHeight="251659264" behindDoc="1" locked="0" layoutInCell="1" allowOverlap="1" wp14:anchorId="56BECA47" wp14:editId="2F31DCAD">
@@ -196,6 +197,7 @@
           <w:sz w:val="24"/>
           <w:szCs w:val="24"/>
           <w:u w:val="single"/>
+          <w:lang w:val="en-US"/>
         </w:rPr>
         <mc:AlternateContent>
           <mc:Choice Requires="wps">
@@ -250,7 +252,7 @@
               </wp:anchor>
             </w:drawing>
           </mc:Choice>
-          <mc:Fallback>
+          <mc:Fallback xmlns:w16sdtfl="http://schemas.microsoft.com/office/word/2024/wordml/sdtformatlock" xmlns:w16sdtdh="http://schemas.microsoft.com/office/word/2020/wordml/sdtdatahash" xmlns:w16du="http://schemas.microsoft.com/office/word/2023/wordml/word16du" xmlns:w16="http://schemas.microsoft.com/office/word/2018/wordml" xmlns:w16cid="http://schemas.microsoft.com/office/word/2016/wordml/cid" xmlns:w16cex="http://schemas.microsoft.com/office/word/2018/wordml/cex" xmlns:oel="http://schemas.microsoft.com/office/2019/extlst" xmlns:am3d="http://schemas.microsoft.com/office/drawing/2017/model3d" xmlns:aink="http://schemas.microsoft.com/office/drawing/2016/ink" xmlns:cx8="http://schemas.microsoft.com/office/drawing/2016/5/14/chartex" xmlns:cx7="http://schemas.microsoft.com/office/drawing/2016/5/13/chartex" xmlns:cx6="http://schemas.microsoft.com/office/drawing/2016/5/12/chartex" xmlns:cx5="http://schemas.microsoft.com/office/drawing/2016/5/11/chartex" xmlns:cx4="http://schemas.microsoft.com/office/drawing/2016/5/10/chartex" xmlns:cx3="http://schemas.microsoft.com/office/drawing/2016/5/9/chartex" xmlns:cx2="http://schemas.microsoft.com/office/drawing/2015/10/21/chartex">
             <w:pict>
               <v:line w14:anchorId="144903CA" id="Право съединение 5" o:spid="_x0000_s1026" style="position:absolute;z-index:251660288;visibility:visible;mso-wrap-style:square;mso-width-percent:0;mso-height-percent:0;mso-wrap-distance-left:9pt;mso-wrap-distance-top:0;mso-wrap-distance-right:9pt;mso-wrap-distance-bottom:0;mso-position-horizontal:absolute;mso-position-horizontal-relative:text;mso-position-vertical:absolute;mso-position-vertical-relative:text;mso-width-percent:0;mso-height-percent:0;mso-width-relative:margin;mso-height-relative:margin" from="49.95pt,1.95pt" to="503.5pt,1.95pt" o:gfxdata="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" strokeweight="1.5pt"/>
             </w:pict>
@@ -2192,127 +2194,77 @@
     </w:p>
     <w:p>
       <w:pPr>
-        <w:spacing w:after="0" w:line="360" w:lineRule="auto"/>
-        <w:ind w:firstLine="709"/>
-        <w:jc w:val="both"/>
-        <w:rPr>
-          <w:rFonts w:ascii="Times New Roman" w:hAnsi="Times New Roman"/>
-          <w:sz w:val="24"/>
-          <w:szCs w:val="24"/>
-        </w:rPr>
-      </w:pPr>
-      <w:r>
-        <w:rPr>
-          <w:rFonts w:ascii="Times New Roman" w:hAnsi="Times New Roman"/>
-          <w:sz w:val="24"/>
-          <w:szCs w:val="24"/>
-        </w:rPr>
-        <w:t>Настоящата глава има за цел да представи проучвателната част на дипломния проект, посветен на разработването на уеб базирана платформа за фото и копирни услуги „Хартиен Обектив“. Проучването е основополагащ етап от процеса на софтуерната разработка, тъй като чрез него се анализират реалните потребности, съществуващите решения и технологичните възможности, които влияят пряко върху качеството и приложимостта на крайния продукт.</w:t>
-      </w:r>
-    </w:p>
-    <w:p>
-      <w:pPr>
-        <w:spacing w:after="0" w:line="360" w:lineRule="auto"/>
-        <w:ind w:firstLine="709"/>
-        <w:jc w:val="both"/>
-        <w:rPr>
-          <w:rFonts w:ascii="Times New Roman" w:hAnsi="Times New Roman"/>
-          <w:sz w:val="24"/>
-          <w:szCs w:val="24"/>
-        </w:rPr>
-      </w:pPr>
-      <w:r>
-        <w:rPr>
-          <w:rFonts w:ascii="Times New Roman" w:hAnsi="Times New Roman"/>
-          <w:sz w:val="24"/>
-          <w:szCs w:val="24"/>
-        </w:rPr>
-        <w:t>В рамките на тази глава се разглеждат предпоставките за създаване на подобен тип уеб приложение, като се отчита нарастващата роля на дигиталните услуги и необходимостта от автоматизация в сферата на фото и копирните услуги. Анализира се средата, в която ще функционира платформата, както и целевата група потребители, включваща както крайни клиенти, така и служители, отговорни за обработката на заявките.</w:t>
-      </w:r>
-    </w:p>
-    <w:p>
-      <w:pPr>
-        <w:spacing w:after="0" w:line="360" w:lineRule="auto"/>
-        <w:ind w:firstLine="709"/>
-        <w:jc w:val="both"/>
-        <w:rPr>
-          <w:rFonts w:ascii="Times New Roman" w:hAnsi="Times New Roman"/>
-          <w:sz w:val="24"/>
-          <w:szCs w:val="24"/>
-        </w:rPr>
-      </w:pPr>
-      <w:r>
-        <w:rPr>
-          <w:rFonts w:ascii="Times New Roman" w:hAnsi="Times New Roman"/>
-          <w:sz w:val="24"/>
-          <w:szCs w:val="24"/>
-        </w:rPr>
-        <w:t xml:space="preserve">Особено внимание се отделя на целите и задачите на проекта, които определят насоката на разработката и служат като основа за формулиране на функционалните и нефункционалните изисквания към системата. Чрез ясно дефиниране на тези цели се създават условия за изграждане на уеб приложение, което е не само технически коректно, </w:t>
-      </w:r>
-      <w:r>
-        <w:rPr>
-          <w:rFonts w:ascii="Times New Roman" w:hAnsi="Times New Roman"/>
+        <w:spacing w:before="100" w:beforeAutospacing="1" w:after="100" w:afterAutospacing="1" w:line="360" w:lineRule="auto"/>
+        <w:jc w:val="both"/>
+        <w:rPr>
+          <w:rFonts w:ascii="Times New Roman" w:eastAsia="Times New Roman" w:hAnsi="Times New Roman"/>
+          <w:sz w:val="24"/>
+          <w:szCs w:val="24"/>
+        </w:rPr>
+      </w:pPr>
+      <w:r>
+        <w:rPr>
+          <w:rFonts w:ascii="Times New Roman" w:eastAsia="Times New Roman" w:hAnsi="Times New Roman"/>
+          <w:sz w:val="24"/>
+          <w:szCs w:val="24"/>
+        </w:rPr>
+        <w:t xml:space="preserve">Първа глава представя проучвателната част на дипломния проект, посветен на разработката на уеб сайт за фото и копирни услуги „Хартиен Обектив“. Съгласно поставеното задание платформата трябва да осигурява представяне на основните услуги като копиране, принтиране, сканиране, фото продукти и фотосесии, както и достъп до информация за техните параметри и цени. Предвидено е също регистрираният потребител да може да подава заявка, да избира конкретна услуга, да конфигурира необходимите параметри и при нужда да прикачва файлове. </w:t>
+      </w:r>
+    </w:p>
+    <w:p>
+      <w:pPr>
+        <w:spacing w:before="100" w:beforeAutospacing="1" w:after="100" w:afterAutospacing="1" w:line="360" w:lineRule="auto"/>
+        <w:jc w:val="both"/>
+        <w:rPr>
+          <w:rFonts w:ascii="Times New Roman" w:eastAsia="Times New Roman" w:hAnsi="Times New Roman"/>
+          <w:sz w:val="24"/>
+          <w:szCs w:val="24"/>
+        </w:rPr>
+      </w:pPr>
+      <w:r>
+        <w:rPr>
+          <w:rFonts w:ascii="Times New Roman" w:eastAsia="Times New Roman" w:hAnsi="Times New Roman"/>
+          <w:sz w:val="24"/>
+          <w:szCs w:val="24"/>
+        </w:rPr>
+        <w:t xml:space="preserve">Необходимостта от подобна разработка е свързана с нарастващото значение на онлайн услугите и нуждата от по-удобен начин за представяне и заявяване на специализирани фото и копирни дейности. В съвременната дигитална среда потребителите очакват бърз достъп до информация, лесна навигация, ясни цени и възможност за дистанционно взаимодействие с даден обект или услуга. Именно поради това изграждането на уеб базирана система за „Хартиен Обектив“ представлява актуално и practically приложимо решение, насочено към подобряване на обслужването и по-ефективно управление на </w:t>
+      </w:r>
+      <w:r>
+        <w:rPr>
+          <w:rFonts w:ascii="Times New Roman" w:eastAsia="Times New Roman" w:hAnsi="Times New Roman"/>
           <w:sz w:val="24"/>
           <w:szCs w:val="24"/>
         </w:rPr>
         <w:lastRenderedPageBreak/>
-        <w:t>но и практически полезно.В допълнение, в тази глава се извършва анализ на съществуващи уеб базирани решения и платформи, предлагащи сходни услуги. Целта на този анализ е да се идентифицират добри практики, често срещани функционалности и ограничения, както и да се открият възможности за подобрение и надграждане в разработваната система „Хартиен Обектив“.</w:t>
-      </w:r>
-    </w:p>
-    <w:p>
-      <w:pPr>
-        <w:spacing w:after="0" w:line="360" w:lineRule="auto"/>
-        <w:ind w:firstLine="709"/>
-        <w:jc w:val="both"/>
-        <w:rPr>
-          <w:rFonts w:ascii="Times New Roman" w:hAnsi="Times New Roman"/>
-          <w:sz w:val="24"/>
-          <w:szCs w:val="24"/>
-          <w:lang w:val="en-US"/>
-        </w:rPr>
-      </w:pPr>
-      <w:r>
-        <w:rPr>
-          <w:rFonts w:ascii="Times New Roman" w:hAnsi="Times New Roman"/>
-          <w:sz w:val="24"/>
-          <w:szCs w:val="24"/>
-        </w:rPr>
-        <w:t>Резултатите от проучването, представени в настоящата глава, служат като основа за следващия етап от дипломния проект – проектирането на архитектурата, функционалността и потребителския интерфейс на уеб приложението, които са разгледани подробно във Втора глава.</w:t>
-      </w:r>
-    </w:p>
-    <w:p>
-      <w:pPr>
-        <w:spacing w:after="0" w:line="360" w:lineRule="auto"/>
-        <w:ind w:firstLine="709"/>
-        <w:jc w:val="both"/>
-        <w:rPr>
-          <w:rFonts w:ascii="Times New Roman" w:hAnsi="Times New Roman"/>
-          <w:sz w:val="24"/>
-          <w:szCs w:val="24"/>
-          <w:lang w:val="en-US"/>
-        </w:rPr>
-      </w:pPr>
-    </w:p>
-    <w:p>
-      <w:pPr>
-        <w:spacing w:after="0" w:line="360" w:lineRule="auto"/>
-        <w:ind w:firstLine="709"/>
-        <w:jc w:val="both"/>
-        <w:rPr>
-          <w:rFonts w:ascii="Times New Roman" w:hAnsi="Times New Roman"/>
-          <w:sz w:val="24"/>
-          <w:szCs w:val="24"/>
-          <w:lang w:val="en-US"/>
-        </w:rPr>
-      </w:pPr>
-    </w:p>
-    <w:p>
-      <w:pPr>
-        <w:spacing w:after="0" w:line="360" w:lineRule="auto"/>
-        <w:ind w:firstLine="709"/>
-        <w:jc w:val="both"/>
-        <w:rPr>
-          <w:rFonts w:ascii="Times New Roman" w:hAnsi="Times New Roman"/>
+        <w:t xml:space="preserve">предлаганите услуги. Изискването първата глава да съдържа проучване на предпоставките, ползите и подобни решения потвърждава значението на този начален етап в цялостната разработка. </w:t>
+      </w:r>
+    </w:p>
+    <w:p>
+      <w:pPr>
+        <w:spacing w:before="100" w:beforeAutospacing="1" w:after="100" w:afterAutospacing="1" w:line="360" w:lineRule="auto"/>
+        <w:jc w:val="both"/>
+        <w:rPr>
+          <w:rFonts w:ascii="Times New Roman" w:eastAsia="Times New Roman" w:hAnsi="Times New Roman"/>
+          <w:sz w:val="24"/>
+          <w:szCs w:val="24"/>
+        </w:rPr>
+      </w:pPr>
+      <w:r>
+        <w:rPr>
+          <w:rFonts w:ascii="Times New Roman" w:eastAsia="Times New Roman" w:hAnsi="Times New Roman"/>
+          <w:sz w:val="24"/>
+          <w:szCs w:val="24"/>
+        </w:rPr>
+        <w:t>В настоящата глава последователно се разглеждат предпоставките за създаване на продукта, основните цели и задачи за неговото реализиране, както и съществуващи сходни решения. Чрез този анализ се изгражда теоретичната основа на проекта и се обосновава необходимостта от създаването на уеб сайт, който да съчетава информационна, организационна и практическа функционалност в една обща система. Това съответства и на примерната структура на дипломната работа, според която първата глава е насочена именно към проучване по темата, потребностите и нуждите на целевата група.</w:t>
+      </w:r>
+    </w:p>
+    <w:p>
+      <w:pPr>
+        <w:spacing w:before="100" w:beforeAutospacing="1" w:after="100" w:afterAutospacing="1" w:line="240" w:lineRule="auto"/>
+        <w:jc w:val="both"/>
+        <w:outlineLvl w:val="2"/>
+        <w:rPr>
+          <w:rFonts w:ascii="Times New Roman" w:eastAsia="Times New Roman" w:hAnsi="Times New Roman"/>
           <w:b/>
           <w:bCs/>
           <w:sz w:val="28"/>
@@ -2321,129 +2273,638 @@
       </w:pPr>
       <w:r>
         <w:rPr>
-          <w:rFonts w:ascii="Times New Roman" w:hAnsi="Times New Roman"/>
+          <w:rFonts w:ascii="Times New Roman" w:eastAsia="Times New Roman" w:hAnsi="Times New Roman"/>
           <w:b/>
           <w:bCs/>
           <w:sz w:val="28"/>
           <w:szCs w:val="28"/>
         </w:rPr>
-        <w:t>1.1. Предпоставки за създаване на уеб базирана платформа за фото и копирни услуги</w:t>
-      </w:r>
-    </w:p>
-    <w:p>
-      <w:pPr>
-        <w:spacing w:after="0" w:line="360" w:lineRule="auto"/>
-        <w:ind w:firstLine="709"/>
-        <w:jc w:val="both"/>
-        <w:rPr>
-          <w:rFonts w:ascii="Times New Roman" w:hAnsi="Times New Roman"/>
-          <w:sz w:val="24"/>
-          <w:szCs w:val="24"/>
-        </w:rPr>
-      </w:pPr>
-      <w:r>
-        <w:rPr>
-          <w:rFonts w:ascii="Times New Roman" w:hAnsi="Times New Roman"/>
-          <w:sz w:val="24"/>
-          <w:szCs w:val="24"/>
-        </w:rPr>
-        <w:t>Развитието на информационните технологии и широкото навлизане на интернет в ежедневието на хората създават предпоставки за дигитализация на традиционни услуги, сред които се нареждат и фото и копирните услуги. В последните години се наблюдава устойчива тенденция към използване на онлайн платформи за заявяване на услуги, което позволява на потребителите да спестяват време и да получават по-добра информираност относно предлаганите възможности.</w:t>
-      </w:r>
-    </w:p>
-    <w:p>
-      <w:pPr>
-        <w:spacing w:after="0" w:line="360" w:lineRule="auto"/>
-        <w:ind w:firstLine="709"/>
-        <w:jc w:val="both"/>
-        <w:rPr>
-          <w:rFonts w:ascii="Times New Roman" w:hAnsi="Times New Roman"/>
-          <w:sz w:val="24"/>
-          <w:szCs w:val="24"/>
-        </w:rPr>
-      </w:pPr>
-      <w:r>
-        <w:rPr>
-          <w:rFonts w:ascii="Times New Roman" w:hAnsi="Times New Roman"/>
-          <w:sz w:val="24"/>
-          <w:szCs w:val="24"/>
-        </w:rPr>
-        <w:t>В сферата на фото и копирните услуги все още съществуват редица затруднения, свързани с липсата на централизирана информация за предлаганите услуги, цени и срокове за изпълнение. В много случаи клиентите са принудени да посещават физически обекта, за да получат информация или да подадат заявка, което е неефективно и неудобно. Това създава необходимост от разработването на уеб платформа, която да обедини в едно място цялата информация и функционалност, необходима за обслужването на клиентите.</w:t>
-      </w:r>
-    </w:p>
-    <w:p>
-      <w:pPr>
-        <w:spacing w:after="0" w:line="360" w:lineRule="auto"/>
-        <w:ind w:firstLine="709"/>
-        <w:jc w:val="both"/>
-        <w:rPr>
-          <w:rFonts w:ascii="Times New Roman" w:hAnsi="Times New Roman"/>
-          <w:sz w:val="24"/>
-          <w:szCs w:val="24"/>
-        </w:rPr>
-      </w:pPr>
-      <w:r>
-        <w:rPr>
-          <w:rFonts w:ascii="Times New Roman" w:hAnsi="Times New Roman"/>
-          <w:sz w:val="24"/>
-          <w:szCs w:val="24"/>
-        </w:rPr>
-        <w:t xml:space="preserve">Допълнителна предпоставка за създаване на платформата </w:t>
-      </w:r>
-      <w:r>
-        <w:rPr>
-          <w:rFonts w:ascii="Times New Roman" w:hAnsi="Times New Roman"/>
-          <w:b/>
-          <w:bCs/>
-          <w:sz w:val="24"/>
-          <w:szCs w:val="24"/>
-        </w:rPr>
-        <w:t>„Хартиен Обектив“</w:t>
-      </w:r>
-      <w:r>
-        <w:rPr>
-          <w:rFonts w:ascii="Times New Roman" w:hAnsi="Times New Roman"/>
-          <w:sz w:val="24"/>
-          <w:szCs w:val="24"/>
-        </w:rPr>
-        <w:t xml:space="preserve"> е необходимостта от оптимизация на вътрешните процеси в самите обекти, предоставящи фото и копирни услуги. Чрез внедряване на уеб базирана система служителите могат по-лесно да управляват постъпилите заявки, да обработват качените файлове и да следят статуса на поръчките. Това води до по-добра организация на работния процес и повишаване на качеството на обслужване.</w:t>
-      </w:r>
-    </w:p>
-    <w:p>
-      <w:pPr>
-        <w:spacing w:after="0" w:line="360" w:lineRule="auto"/>
-        <w:ind w:firstLine="709"/>
-        <w:jc w:val="both"/>
-        <w:rPr>
-          <w:rFonts w:ascii="Times New Roman" w:hAnsi="Times New Roman"/>
-          <w:sz w:val="24"/>
-          <w:szCs w:val="24"/>
-        </w:rPr>
-      </w:pPr>
-      <w:r>
-        <w:rPr>
-          <w:rFonts w:ascii="Times New Roman" w:hAnsi="Times New Roman"/>
-          <w:sz w:val="24"/>
-          <w:szCs w:val="24"/>
-        </w:rPr>
-        <w:t xml:space="preserve">Нарастващото използване на мобилни устройства налага и изискването за адаптивен дизайн на уеб приложенията. Платформата трябва да бъде достъпна и </w:t>
-      </w:r>
-      <w:r>
-        <w:rPr>
-          <w:rFonts w:ascii="Times New Roman" w:hAnsi="Times New Roman"/>
+        <w:t>1.1. Предпоставка за създаване на продукта</w:t>
+      </w:r>
+    </w:p>
+    <w:p>
+      <w:pPr>
+        <w:spacing w:before="100" w:beforeAutospacing="1" w:after="100" w:afterAutospacing="1" w:line="360" w:lineRule="auto"/>
+        <w:jc w:val="both"/>
+        <w:rPr>
+          <w:rFonts w:ascii="Times New Roman" w:eastAsia="Times New Roman" w:hAnsi="Times New Roman"/>
+          <w:sz w:val="24"/>
+          <w:szCs w:val="24"/>
+        </w:rPr>
+      </w:pPr>
+      <w:r>
+        <w:rPr>
+          <w:rFonts w:ascii="Times New Roman" w:eastAsia="Times New Roman" w:hAnsi="Times New Roman"/>
+          <w:sz w:val="24"/>
+          <w:szCs w:val="24"/>
+        </w:rPr>
+        <w:t>Развитието на дигиталните технологии и промените в потребителското поведение създават реална необходимост от изграждането на специализиран уеб сайт за фото и копирни услуги. Все повече клиенти търсят бърз, удобен и достъпен начин да получат информация за предлаганите услуги, да сравнят цени, да изберат подходящ формат за изпълнение и да подадат заявка без необходимост от посещение на физически обект. В тази връзка създаването на уеб платформа за „Хартиен Обектив“ е логична и навременна стъпка към модернизиране на обслужването и разширяване на дейността.</w:t>
+      </w:r>
+    </w:p>
+    <w:p>
+      <w:pPr>
+        <w:spacing w:before="100" w:beforeAutospacing="1" w:after="100" w:afterAutospacing="1" w:line="360" w:lineRule="auto"/>
+        <w:jc w:val="both"/>
+        <w:outlineLvl w:val="3"/>
+        <w:rPr>
+          <w:rFonts w:ascii="Times New Roman" w:eastAsia="Times New Roman" w:hAnsi="Times New Roman"/>
+          <w:b/>
+          <w:bCs/>
+          <w:sz w:val="24"/>
+          <w:szCs w:val="24"/>
+        </w:rPr>
+      </w:pPr>
+      <w:r>
+        <w:rPr>
+          <w:rFonts w:ascii="Times New Roman" w:eastAsia="Times New Roman" w:hAnsi="Times New Roman"/>
+          <w:b/>
+          <w:bCs/>
+          <w:sz w:val="24"/>
+          <w:szCs w:val="24"/>
+        </w:rPr>
+        <w:t>1.1.1. Нарастваща потребност от онлайн услуги</w:t>
+      </w:r>
+    </w:p>
+    <w:p>
+      <w:pPr>
+        <w:spacing w:before="100" w:beforeAutospacing="1" w:after="100" w:afterAutospacing="1" w:line="360" w:lineRule="auto"/>
+        <w:jc w:val="both"/>
+        <w:rPr>
+          <w:rFonts w:ascii="Times New Roman" w:eastAsia="Times New Roman" w:hAnsi="Times New Roman"/>
+          <w:sz w:val="24"/>
+          <w:szCs w:val="24"/>
+        </w:rPr>
+      </w:pPr>
+      <w:r>
+        <w:rPr>
+          <w:rFonts w:ascii="Times New Roman" w:eastAsia="Times New Roman" w:hAnsi="Times New Roman"/>
+          <w:sz w:val="24"/>
+          <w:szCs w:val="24"/>
+        </w:rPr>
+        <w:t>Съвременните потребители са свикнали да използват интернет за намиране на информация, поръчка на услуги и комуникация с търговски обекти. Това важи и за сферата на фото и копирните услуги, където клиентите често се нуждаят от бързо принтиране, копиране, сканиране, изработка на фото продукти или заявка за фотосесия. При липса на добре организирано онлайн присъствие клиентът трудно може да се ориентира какви услуги се предлагат, какви са техните параметри, срокове за изпълнение и крайни цени. Поради тази причина създаването на уеб сайт предоставя възможност за по-лесен достъп до информация и улеснява избора на подходяща услуга.</w:t>
+      </w:r>
+    </w:p>
+    <w:p>
+      <w:pPr>
+        <w:spacing w:before="100" w:beforeAutospacing="1" w:after="100" w:afterAutospacing="1" w:line="360" w:lineRule="auto"/>
+        <w:jc w:val="both"/>
+        <w:outlineLvl w:val="3"/>
+        <w:rPr>
+          <w:rFonts w:ascii="Times New Roman" w:eastAsia="Times New Roman" w:hAnsi="Times New Roman"/>
+          <w:b/>
+          <w:bCs/>
+          <w:sz w:val="24"/>
+          <w:szCs w:val="24"/>
+        </w:rPr>
+      </w:pPr>
+      <w:r>
+        <w:rPr>
+          <w:rFonts w:ascii="Times New Roman" w:eastAsia="Times New Roman" w:hAnsi="Times New Roman"/>
+          <w:b/>
+          <w:bCs/>
+          <w:sz w:val="24"/>
+          <w:szCs w:val="24"/>
+        </w:rPr>
+        <w:t>1.1.2. Улеснение при подаване и обработка на заявки</w:t>
+      </w:r>
+    </w:p>
+    <w:p>
+      <w:pPr>
+        <w:spacing w:before="100" w:beforeAutospacing="1" w:after="100" w:afterAutospacing="1" w:line="360" w:lineRule="auto"/>
+        <w:jc w:val="both"/>
+        <w:rPr>
+          <w:rFonts w:ascii="Times New Roman" w:eastAsia="Times New Roman" w:hAnsi="Times New Roman"/>
+          <w:sz w:val="24"/>
+          <w:szCs w:val="24"/>
+        </w:rPr>
+      </w:pPr>
+      <w:r>
+        <w:rPr>
+          <w:rFonts w:ascii="Times New Roman" w:eastAsia="Times New Roman" w:hAnsi="Times New Roman"/>
+          <w:sz w:val="24"/>
+          <w:szCs w:val="24"/>
+        </w:rPr>
+        <w:t xml:space="preserve">Друга важна предпоставка за създаване на подобен продукт е необходимостта от по-ефективен начин за приемане и обработка на клиентски заявки. При традиционния модел </w:t>
+      </w:r>
+      <w:r>
+        <w:rPr>
+          <w:rFonts w:ascii="Times New Roman" w:eastAsia="Times New Roman" w:hAnsi="Times New Roman"/>
           <w:sz w:val="24"/>
           <w:szCs w:val="24"/>
         </w:rPr>
         <w:lastRenderedPageBreak/>
-        <w:t>функционална както от настолни компютри, така и от смартфони и таблети, което допълнително обосновава избора на съвременни уеб технологии и стандарти.</w:t>
-      </w:r>
-    </w:p>
-    <w:p>
-      <w:pPr>
-        <w:spacing w:after="0" w:line="360" w:lineRule="auto"/>
-        <w:ind w:firstLine="709"/>
-        <w:jc w:val="both"/>
-        <w:rPr>
-          <w:rFonts w:ascii="Times New Roman" w:hAnsi="Times New Roman"/>
+        <w:t>клиентът трябва да посети обекта на място, да обясни какво желае и при необходимост да предостави файлове на физически носител или чрез допълнителна комуникация. Това забавя процеса и създава предпоставки за грешки. Чрез уеб сайта потребителят може да избере конкретна услуга, да зададе нужните параметри, да прикачи файл и да изпрати заявка директно онлайн. По този начин се спестява време както на клиента, така и на служителите, а поръчките се обработват по-ясно и организирано.</w:t>
+      </w:r>
+    </w:p>
+    <w:p>
+      <w:pPr>
+        <w:spacing w:before="100" w:beforeAutospacing="1" w:after="100" w:afterAutospacing="1" w:line="360" w:lineRule="auto"/>
+        <w:jc w:val="both"/>
+        <w:outlineLvl w:val="3"/>
+        <w:rPr>
+          <w:rFonts w:ascii="Times New Roman" w:eastAsia="Times New Roman" w:hAnsi="Times New Roman"/>
+          <w:b/>
+          <w:bCs/>
+          <w:sz w:val="24"/>
+          <w:szCs w:val="24"/>
+        </w:rPr>
+      </w:pPr>
+      <w:r>
+        <w:rPr>
+          <w:rFonts w:ascii="Times New Roman" w:eastAsia="Times New Roman" w:hAnsi="Times New Roman"/>
+          <w:b/>
+          <w:bCs/>
+          <w:sz w:val="24"/>
+          <w:szCs w:val="24"/>
+        </w:rPr>
+        <w:t>1.1.3. Подобряване на организацията и управлението на услугите</w:t>
+      </w:r>
+    </w:p>
+    <w:p>
+      <w:pPr>
+        <w:spacing w:before="100" w:beforeAutospacing="1" w:after="100" w:afterAutospacing="1" w:line="360" w:lineRule="auto"/>
+        <w:jc w:val="both"/>
+        <w:rPr>
+          <w:rFonts w:ascii="Times New Roman" w:eastAsia="Times New Roman" w:hAnsi="Times New Roman"/>
+          <w:sz w:val="24"/>
+          <w:szCs w:val="24"/>
+        </w:rPr>
+      </w:pPr>
+      <w:r>
+        <w:rPr>
+          <w:rFonts w:ascii="Times New Roman" w:eastAsia="Times New Roman" w:hAnsi="Times New Roman"/>
+          <w:sz w:val="24"/>
+          <w:szCs w:val="24"/>
+        </w:rPr>
+        <w:t>Създаването на уеб платформа е важно и от гледна точка на вътрешната организация на дейността. При наличие на административен панел служителите могат по-лесно да добавят нови услуги и фото продукти, да редактират техните описания и цени, както и да проследяват клиентските заявки. Това подобрява контрола върху информацията и гарантира, че клиентите виждат актуално съдържание. Освен това дигитализирането на процесите намалява зависимостта от ръчно обслужване, ограничава възможността за пропуски и създава по-добри условия за ефективна работа. Така уеб сайтът не е само средство за реклама, а и инструмент за реално управление на услугите.</w:t>
+      </w:r>
+    </w:p>
+    <w:p>
+      <w:pPr>
+        <w:spacing w:before="100" w:beforeAutospacing="1" w:after="100" w:afterAutospacing="1" w:line="360" w:lineRule="auto"/>
+        <w:jc w:val="both"/>
+        <w:outlineLvl w:val="3"/>
+        <w:rPr>
+          <w:rFonts w:ascii="Times New Roman" w:eastAsia="Times New Roman" w:hAnsi="Times New Roman"/>
+          <w:b/>
+          <w:bCs/>
+          <w:sz w:val="24"/>
+          <w:szCs w:val="24"/>
+        </w:rPr>
+      </w:pPr>
+      <w:r>
+        <w:rPr>
+          <w:rFonts w:ascii="Times New Roman" w:eastAsia="Times New Roman" w:hAnsi="Times New Roman"/>
+          <w:b/>
+          <w:bCs/>
+          <w:sz w:val="24"/>
+          <w:szCs w:val="24"/>
+        </w:rPr>
+        <w:t>1.1.4. Повишаване на конкурентоспособността и качеството на обслужване</w:t>
+      </w:r>
+    </w:p>
+    <w:p>
+      <w:pPr>
+        <w:spacing w:before="100" w:beforeAutospacing="1" w:after="100" w:afterAutospacing="1" w:line="360" w:lineRule="auto"/>
+        <w:jc w:val="both"/>
+        <w:rPr>
+          <w:rFonts w:ascii="Times New Roman" w:eastAsia="Times New Roman" w:hAnsi="Times New Roman"/>
+          <w:sz w:val="24"/>
+          <w:szCs w:val="24"/>
+        </w:rPr>
+      </w:pPr>
+      <w:r>
+        <w:rPr>
+          <w:rFonts w:ascii="Times New Roman" w:eastAsia="Times New Roman" w:hAnsi="Times New Roman"/>
+          <w:sz w:val="24"/>
+          <w:szCs w:val="24"/>
+        </w:rPr>
+        <w:t>В условията на силна конкуренция между различни обекти, предлагащи принтиране, копиране, сканиране и фото услуги, модерният уеб сайт се превръща в значително предимство. Клиентите предпочитат фирми, които им дават ясна информация, бърза комуникация и възможност за удобно обслужване от компютър или мобилно устройство. Един добре структуриран и адаптивен сайт повишава доверието към бизнеса, създава по-професионален облик и разширява обхвата на потенциалните потребители. Наличието на секции като „Начало“, „Услуги“, „Фото продукти“, „Цени“ и „Контакти“ позволява на клиента лесно да се ориентира и да достигне до търсената информация. Това води до по-добро потребителско изживяване и съдейства за развитието на платформата в дългосрочен план.</w:t>
+      </w:r>
+    </w:p>
+    <w:p>
+      <w:pPr>
+        <w:spacing w:before="100" w:beforeAutospacing="1" w:after="100" w:afterAutospacing="1" w:line="360" w:lineRule="auto"/>
+        <w:jc w:val="both"/>
+        <w:outlineLvl w:val="3"/>
+        <w:rPr>
+          <w:rFonts w:ascii="Times New Roman" w:eastAsia="Times New Roman" w:hAnsi="Times New Roman"/>
+          <w:b/>
+          <w:bCs/>
+          <w:sz w:val="24"/>
+          <w:szCs w:val="24"/>
+        </w:rPr>
+      </w:pPr>
+      <w:r>
+        <w:rPr>
+          <w:rFonts w:ascii="Times New Roman" w:eastAsia="Times New Roman" w:hAnsi="Times New Roman"/>
+          <w:b/>
+          <w:bCs/>
+          <w:sz w:val="24"/>
+          <w:szCs w:val="24"/>
+        </w:rPr>
+        <w:t>1.1.5. Възможност за бъдещо разширяване</w:t>
+      </w:r>
+    </w:p>
+    <w:p>
+      <w:pPr>
+        <w:spacing w:before="100" w:beforeAutospacing="1" w:after="100" w:afterAutospacing="1" w:line="360" w:lineRule="auto"/>
+        <w:jc w:val="both"/>
+        <w:rPr>
+          <w:rFonts w:ascii="Times New Roman" w:eastAsia="Times New Roman" w:hAnsi="Times New Roman"/>
+          <w:sz w:val="24"/>
+          <w:szCs w:val="24"/>
+        </w:rPr>
+      </w:pPr>
+      <w:r>
+        <w:rPr>
+          <w:rFonts w:ascii="Times New Roman" w:eastAsia="Times New Roman" w:hAnsi="Times New Roman"/>
+          <w:sz w:val="24"/>
+          <w:szCs w:val="24"/>
+        </w:rPr>
+        <w:t xml:space="preserve">Още една предпоставка за създаването на продукта е възможността платформата да бъде развивана и надграждана в бъдеще. След първоначалната реализация сайтът може да се обогати с допълнителни функционалности като проследяване на статус на поръчка, онлайн плащане, автоматични известия, клиентски профили с история на заявки и промоционални предложения. Това прави разработката перспективна и създава основа </w:t>
+      </w:r>
+      <w:r>
+        <w:rPr>
+          <w:rFonts w:ascii="Times New Roman" w:eastAsia="Times New Roman" w:hAnsi="Times New Roman"/>
+          <w:sz w:val="24"/>
+          <w:szCs w:val="24"/>
+        </w:rPr>
+        <w:lastRenderedPageBreak/>
+        <w:t>за устойчиво развитие на бизнеса. По този начин уеб сайтът за „Хартиен Обектив“ не само ще отговаря на текущите потребности, но и ще предоставя възможност за адаптация към бъдещите изисквания на пазара.</w:t>
+      </w:r>
+    </w:p>
+    <w:p>
+      <w:pPr>
+        <w:pStyle w:val="Heading3"/>
+        <w:spacing w:line="360" w:lineRule="auto"/>
+        <w:rPr>
+          <w:lang w:val="bg-BG"/>
+        </w:rPr>
+      </w:pPr>
+      <w:r>
+        <w:rPr>
+          <w:lang w:val="bg-BG"/>
+        </w:rPr>
+        <w:t>1.2</w:t>
+      </w:r>
+      <w:r>
+        <w:rPr>
+          <w:lang w:val="bg-BG"/>
+        </w:rPr>
+        <w:t>. Цели и задачи за създаване и реализиране на проекта</w:t>
+      </w:r>
+    </w:p>
+    <w:p>
+      <w:pPr>
+        <w:pStyle w:val="NormalWeb"/>
+        <w:spacing w:line="360" w:lineRule="auto"/>
+        <w:rPr>
+          <w:rStyle w:val="relative"/>
+        </w:rPr>
+      </w:pPr>
+      <w:r>
+        <w:t xml:space="preserve">Според примерната структура на дипломната работа в първа глава след раздела за предпоставките следва да бъдат формулирани целите и задачите за създаване и реализиране на проекта, а след това да се разгледат съществуващите решения и реализации. </w:t>
+      </w:r>
+    </w:p>
+    <w:p>
+      <w:pPr>
+        <w:pStyle w:val="NormalWeb"/>
+        <w:spacing w:line="360" w:lineRule="auto"/>
+        <w:rPr>
+          <w:rStyle w:val="relative"/>
+        </w:rPr>
+      </w:pPr>
+      <w:r>
+        <w:t xml:space="preserve">Разработваният уеб сайт „Хартиен Обектив“ има за цел да предостави модерна, достъпна и лесна за използване онлайн платформа за представяне и заявяване на фото и копирни услуги. Основната идея на проекта е да се създаде система, която да улеснява клиентите при избора на услуга или продукт, да предоставя ясна информация за цени и описание, както и да позволява по-ефективно управление на съдържанието и поръчките от страна на администратора. Това е в съответствие и със структурата на разработваните обекти в проекта, при които са предвидени клиенти, категории, услуги, продукти и поръчки. </w:t>
+      </w:r>
+    </w:p>
+    <w:p>
+      <w:pPr>
+        <w:pStyle w:val="Heading4"/>
+        <w:spacing w:line="360" w:lineRule="auto"/>
+        <w:rPr>
+          <w:lang w:val="bg-BG"/>
+        </w:rPr>
+      </w:pPr>
+      <w:r>
+        <w:rPr>
+          <w:lang w:val="bg-BG"/>
+        </w:rPr>
+        <w:t>1.3.1. Основна цел на проекта</w:t>
+      </w:r>
+    </w:p>
+    <w:p>
+      <w:pPr>
+        <w:pStyle w:val="NormalWeb"/>
+        <w:spacing w:line="360" w:lineRule="auto"/>
+      </w:pPr>
+      <w:r>
+        <w:t>Основната цел на проекта е да се разработи уеб базирано приложение за фото и копирни услуги, което да осигурява удобен достъп до информация за предлаганите услуги и продукти, възможност за работа с клиентски профили и механизъм за създаване и обработка на поръчки. Чрез системата трябва да се подобри комуникацията между клиента и обекта, да се съкрати времето за обслужване и да се създаде по-добра организация при управлението на заявките.</w:t>
+      </w:r>
+    </w:p>
+    <w:p>
+      <w:pPr>
+        <w:pStyle w:val="Heading4"/>
+        <w:spacing w:line="360" w:lineRule="auto"/>
+        <w:rPr>
+          <w:lang w:val="bg-BG"/>
+        </w:rPr>
+      </w:pPr>
+      <w:r>
+        <w:rPr>
+          <w:lang w:val="bg-BG"/>
+        </w:rPr>
+        <w:t>1.2</w:t>
+      </w:r>
+      <w:r>
+        <w:rPr>
+          <w:lang w:val="bg-BG"/>
+        </w:rPr>
+        <w:t>.2. Подцели на проекта</w:t>
+      </w:r>
+    </w:p>
+    <w:p>
+      <w:pPr>
+        <w:pStyle w:val="NormalWeb"/>
+        <w:spacing w:line="360" w:lineRule="auto"/>
+        <w:rPr>
+          <w:rStyle w:val="relative"/>
+        </w:rPr>
+      </w:pPr>
+      <w:r>
+        <w:t xml:space="preserve">За успешното реализиране на основната цел е необходимо да бъдат изпълнени няколко по-конкретни подцели. На първо място, трябва да се изгради ясен и структуриран интерфейс, чрез който потребителят да може лесно да разглежда съдържанието на сайта. На второ място, е необходимо да се създаде база от данни, която да съхранява информация за клиенти, категории, продукти, услуги и поръчки. Допълнително трябва да се осигури възможност за регистриране на клиент и за проследяване на създадените от него заявки. Също така е важно да се реализира административна част, чрез която да </w:t>
+      </w:r>
+      <w:r>
+        <w:lastRenderedPageBreak/>
+        <w:t xml:space="preserve">се управляват основните данни в системата. Наличието на класове за клиент, категория, услуга, продукт и поръчка показва именно такава насоченост на проекта към организирана работа с потребители, съдържание и заявки. </w:t>
+      </w:r>
+    </w:p>
+    <w:p>
+      <w:pPr>
+        <w:pStyle w:val="Heading4"/>
+        <w:spacing w:line="360" w:lineRule="auto"/>
+        <w:rPr>
+          <w:lang w:val="bg-BG"/>
+        </w:rPr>
+      </w:pPr>
+      <w:r>
+        <w:rPr>
+          <w:lang w:val="bg-BG"/>
+        </w:rPr>
+        <w:t>1.2</w:t>
+      </w:r>
+      <w:r>
+        <w:rPr>
+          <w:lang w:val="bg-BG"/>
+        </w:rPr>
+        <w:t>.3. Основни задачи на проекта</w:t>
+      </w:r>
+    </w:p>
+    <w:p>
+      <w:pPr>
+        <w:pStyle w:val="NormalWeb"/>
+        <w:spacing w:line="360" w:lineRule="auto"/>
+      </w:pPr>
+      <w:r>
+        <w:t>За постигане на поставените цели е необходимо да бъдат изпълнени следните основни задачи:</w:t>
+      </w:r>
+    </w:p>
+    <w:p>
+      <w:pPr>
+        <w:pStyle w:val="NormalWeb"/>
+        <w:numPr>
+          <w:ilvl w:val="0"/>
+          <w:numId w:val="30"/>
+        </w:numPr>
+        <w:spacing w:line="360" w:lineRule="auto"/>
+        <w:jc w:val="both"/>
+      </w:pPr>
+      <w:r>
+        <w:t>Да се създаде уеб сайт с подходяща структура и навигация;</w:t>
+      </w:r>
+    </w:p>
+    <w:p>
+      <w:pPr>
+        <w:pStyle w:val="NormalWeb"/>
+        <w:numPr>
+          <w:ilvl w:val="0"/>
+          <w:numId w:val="30"/>
+        </w:numPr>
+        <w:spacing w:line="360" w:lineRule="auto"/>
+        <w:jc w:val="both"/>
+      </w:pPr>
+      <w:r>
+        <w:t>Да се реализират секции за представяне на фото и копирни услуги;</w:t>
+      </w:r>
+    </w:p>
+    <w:p>
+      <w:pPr>
+        <w:pStyle w:val="NormalWeb"/>
+        <w:numPr>
+          <w:ilvl w:val="0"/>
+          <w:numId w:val="30"/>
+        </w:numPr>
+        <w:spacing w:line="360" w:lineRule="auto"/>
+        <w:jc w:val="both"/>
+      </w:pPr>
+      <w:r>
+        <w:t>Да се реализира секция за продукти, свързани с дейността на платформата;</w:t>
+      </w:r>
+    </w:p>
+    <w:p>
+      <w:pPr>
+        <w:pStyle w:val="NormalWeb"/>
+        <w:numPr>
+          <w:ilvl w:val="0"/>
+          <w:numId w:val="30"/>
+        </w:numPr>
+        <w:spacing w:line="360" w:lineRule="auto"/>
+        <w:jc w:val="both"/>
+      </w:pPr>
+      <w:r>
+        <w:t>Да се изгради система от категории за по-добра организация на съдържанието;</w:t>
+      </w:r>
+    </w:p>
+    <w:p>
+      <w:pPr>
+        <w:pStyle w:val="NormalWeb"/>
+        <w:numPr>
+          <w:ilvl w:val="0"/>
+          <w:numId w:val="30"/>
+        </w:numPr>
+        <w:spacing w:line="360" w:lineRule="auto"/>
+        <w:jc w:val="both"/>
+      </w:pPr>
+      <w:r>
+        <w:t>Да се реализира регистрация и идентификация на клиенти в системата;</w:t>
+      </w:r>
+    </w:p>
+    <w:p>
+      <w:pPr>
+        <w:pStyle w:val="NormalWeb"/>
+        <w:numPr>
+          <w:ilvl w:val="0"/>
+          <w:numId w:val="30"/>
+        </w:numPr>
+        <w:spacing w:line="360" w:lineRule="auto"/>
+        <w:jc w:val="both"/>
+      </w:pPr>
+      <w:r>
+        <w:t>Да се създаде възможност за подаване на поръчка от клиент;</w:t>
+      </w:r>
+    </w:p>
+    <w:p>
+      <w:pPr>
+        <w:pStyle w:val="NormalWeb"/>
+        <w:numPr>
+          <w:ilvl w:val="0"/>
+          <w:numId w:val="30"/>
+        </w:numPr>
+        <w:spacing w:line="360" w:lineRule="auto"/>
+        <w:jc w:val="both"/>
+      </w:pPr>
+      <w:r>
+        <w:t>Да се съхранява информация за статуса и общата стойност на поръчката;</w:t>
+      </w:r>
+    </w:p>
+    <w:p>
+      <w:pPr>
+        <w:pStyle w:val="NormalWeb"/>
+        <w:numPr>
+          <w:ilvl w:val="0"/>
+          <w:numId w:val="30"/>
+        </w:numPr>
+        <w:spacing w:line="360" w:lineRule="auto"/>
+        <w:jc w:val="both"/>
+      </w:pPr>
+      <w:r>
+        <w:t>Да се осигури административна функционалност за добавяне, редактиране и изтриване на услуги, продукти и категории;</w:t>
+      </w:r>
+    </w:p>
+    <w:p>
+      <w:pPr>
+        <w:pStyle w:val="NormalWeb"/>
+        <w:numPr>
+          <w:ilvl w:val="0"/>
+          <w:numId w:val="30"/>
+        </w:numPr>
+        <w:spacing w:line="360" w:lineRule="auto"/>
+        <w:jc w:val="both"/>
+      </w:pPr>
+      <w:r>
+        <w:t>Да се създаде база от данни, поддържаща връзките между основните обекти в системата;</w:t>
+      </w:r>
+    </w:p>
+    <w:p>
+      <w:pPr>
+        <w:pStyle w:val="NormalWeb"/>
+        <w:numPr>
+          <w:ilvl w:val="0"/>
+          <w:numId w:val="30"/>
+        </w:numPr>
+        <w:spacing w:line="360" w:lineRule="auto"/>
+        <w:jc w:val="both"/>
+      </w:pPr>
+      <w:r>
+        <w:t>Да се изгради сигурна и надеждна среда за работа с потребителски данни и заявки.</w:t>
+      </w:r>
+    </w:p>
+    <w:p>
+      <w:pPr>
+        <w:pStyle w:val="NormalWeb"/>
+        <w:spacing w:line="360" w:lineRule="auto"/>
+        <w:rPr>
+          <w:rStyle w:val="relative"/>
+        </w:rPr>
+      </w:pPr>
+      <w:r>
+        <w:t xml:space="preserve">Тези задачи произтичат пряко от логиката на проекта и от данните, които се съхраняват в основните класове. Например класът </w:t>
+      </w:r>
+      <w:r>
+        <w:rPr>
+          <w:rStyle w:val="HTMLCode"/>
+        </w:rPr>
+        <w:t>Client</w:t>
+      </w:r>
+      <w:r>
+        <w:t xml:space="preserve"> описва клиентски профил, </w:t>
+      </w:r>
+      <w:r>
+        <w:rPr>
+          <w:rStyle w:val="HTMLCode"/>
+        </w:rPr>
+        <w:t>Category</w:t>
+      </w:r>
+      <w:r>
+        <w:t xml:space="preserve"> организира съдържанието, </w:t>
+      </w:r>
+      <w:r>
+        <w:rPr>
+          <w:rStyle w:val="HTMLCode"/>
+        </w:rPr>
+        <w:t>Service</w:t>
+      </w:r>
+      <w:r>
+        <w:t xml:space="preserve"> съдържа име, описание, категория и цена на услуга, а </w:t>
+      </w:r>
+      <w:r>
+        <w:rPr>
+          <w:rStyle w:val="HTMLCode"/>
+        </w:rPr>
+        <w:t>Order</w:t>
+      </w:r>
+      <w:r>
+        <w:t xml:space="preserve"> обединява клиента, продукта, статуса и крайната стойност на заявката. </w:t>
+      </w:r>
+    </w:p>
+    <w:p>
+      <w:pPr>
+        <w:pStyle w:val="Heading4"/>
+        <w:spacing w:line="360" w:lineRule="auto"/>
+        <w:rPr>
+          <w:lang w:val="bg-BG"/>
+        </w:rPr>
+      </w:pPr>
+      <w:r>
+        <w:rPr>
+          <w:lang w:val="bg-BG"/>
+        </w:rPr>
+        <w:t>1</w:t>
+      </w:r>
+      <w:r>
+        <w:rPr>
+          <w:lang w:val="bg-BG"/>
+        </w:rPr>
+        <w:t>.2</w:t>
+      </w:r>
+      <w:r>
+        <w:rPr>
+          <w:lang w:val="bg-BG"/>
+        </w:rPr>
+        <w:t>.4. Очаквани резултати</w:t>
+      </w:r>
+    </w:p>
+    <w:p>
+      <w:pPr>
+        <w:pStyle w:val="NormalWeb"/>
+        <w:spacing w:line="360" w:lineRule="auto"/>
+      </w:pPr>
+      <w:r>
+        <w:t xml:space="preserve">След реализирането на проекта се очаква да бъде създаден работещ уеб сайт, който да улеснява потребителите при избора и заявяването на фото и копирни услуги. Очаква се платформата да подобри организацията на информацията, да подпомогне администратора при управлението на съдържанието и да създаде по-подреден процес за работа с клиентски поръчки. Освен това системата ще служи като добра основа за </w:t>
+      </w:r>
+      <w:r>
+        <w:lastRenderedPageBreak/>
+        <w:t>бъдещо разширяване с нови функционалности, свързани с по-детайлно управление на заявки, услуги и потребители.</w:t>
+      </w:r>
+    </w:p>
+    <w:p>
+      <w:pPr>
+        <w:spacing w:before="100" w:beforeAutospacing="1" w:after="100" w:afterAutospacing="1" w:line="360" w:lineRule="auto"/>
+        <w:jc w:val="both"/>
+        <w:outlineLvl w:val="2"/>
+        <w:rPr>
+          <w:rFonts w:ascii="Times New Roman" w:eastAsia="Times New Roman" w:hAnsi="Times New Roman"/>
           <w:b/>
           <w:bCs/>
           <w:sz w:val="28"/>
@@ -2452,362 +2913,544 @@
       </w:pPr>
       <w:r>
         <w:rPr>
-          <w:rFonts w:ascii="Times New Roman" w:hAnsi="Times New Roman"/>
+          <w:rFonts w:ascii="Times New Roman" w:eastAsia="Times New Roman" w:hAnsi="Times New Roman"/>
           <w:b/>
           <w:bCs/>
           <w:sz w:val="28"/>
           <w:szCs w:val="28"/>
         </w:rPr>
-        <w:t>1.2. Цели и задачи за създаване и реализиране на проекта</w:t>
-      </w:r>
-    </w:p>
-    <w:p>
-      <w:pPr>
-        <w:spacing w:after="0" w:line="360" w:lineRule="auto"/>
-        <w:ind w:firstLine="709"/>
-        <w:jc w:val="both"/>
-        <w:rPr>
-          <w:rFonts w:ascii="Times New Roman" w:hAnsi="Times New Roman"/>
-          <w:sz w:val="24"/>
-          <w:szCs w:val="24"/>
-        </w:rPr>
-      </w:pPr>
-      <w:r>
-        <w:rPr>
-          <w:rFonts w:ascii="Times New Roman" w:hAnsi="Times New Roman"/>
-          <w:sz w:val="24"/>
-          <w:szCs w:val="24"/>
-        </w:rPr>
-        <w:t xml:space="preserve">Основната цел на разработвания дипломен проект е създаването на </w:t>
-      </w:r>
-      <w:r>
-        <w:rPr>
-          <w:rFonts w:ascii="Times New Roman" w:hAnsi="Times New Roman"/>
-          <w:b/>
-          <w:bCs/>
-          <w:sz w:val="24"/>
-          <w:szCs w:val="24"/>
-        </w:rPr>
-        <w:t>уеб базирана платформа за фото и копирни услуги „Хартиен Обектив“</w:t>
-      </w:r>
-      <w:r>
-        <w:rPr>
-          <w:rFonts w:ascii="Times New Roman" w:hAnsi="Times New Roman"/>
-          <w:sz w:val="24"/>
-          <w:szCs w:val="24"/>
-        </w:rPr>
-        <w:t>, която да осигурява лесен и удобен достъп до информация за услугите, както и възможност за онлайн заявяване и управление на клиентски поръчки.</w:t>
-      </w:r>
-    </w:p>
-    <w:p>
-      <w:pPr>
-        <w:spacing w:after="0" w:line="360" w:lineRule="auto"/>
-        <w:ind w:firstLine="709"/>
-        <w:jc w:val="both"/>
-        <w:rPr>
-          <w:rFonts w:ascii="Times New Roman" w:hAnsi="Times New Roman"/>
-          <w:sz w:val="24"/>
-          <w:szCs w:val="24"/>
-        </w:rPr>
-      </w:pPr>
-      <w:r>
-        <w:rPr>
-          <w:rFonts w:ascii="Times New Roman" w:hAnsi="Times New Roman"/>
-          <w:sz w:val="24"/>
-          <w:szCs w:val="24"/>
-        </w:rPr>
-        <w:t>За постигането на тази цел са дефинирани следните конкретни задачи:</w:t>
-      </w:r>
-    </w:p>
-    <w:p>
-      <w:pPr>
-        <w:numPr>
-          <w:ilvl w:val="0"/>
-          <w:numId w:val="2"/>
-        </w:numPr>
-        <w:tabs>
-          <w:tab w:val="left" w:pos="1701"/>
-        </w:tabs>
-        <w:suppressAutoHyphens/>
-        <w:autoSpaceDN w:val="0"/>
-        <w:spacing w:after="0" w:line="360" w:lineRule="auto"/>
-        <w:ind w:firstLine="709"/>
-        <w:jc w:val="both"/>
-        <w:rPr>
-          <w:rFonts w:ascii="Times New Roman" w:hAnsi="Times New Roman"/>
-          <w:sz w:val="24"/>
-          <w:szCs w:val="24"/>
-        </w:rPr>
-      </w:pPr>
-      <w:r>
-        <w:rPr>
-          <w:rFonts w:ascii="Times New Roman" w:hAnsi="Times New Roman"/>
-          <w:sz w:val="24"/>
-          <w:szCs w:val="24"/>
-        </w:rPr>
-        <w:t>Да се анализират нуждите на потенциалните потребители на платформата, включително клиенти и служители;</w:t>
-      </w:r>
-    </w:p>
-    <w:p>
-      <w:pPr>
-        <w:numPr>
-          <w:ilvl w:val="0"/>
-          <w:numId w:val="2"/>
-        </w:numPr>
-        <w:tabs>
-          <w:tab w:val="left" w:pos="1701"/>
-        </w:tabs>
-        <w:suppressAutoHyphens/>
-        <w:autoSpaceDN w:val="0"/>
-        <w:spacing w:after="0" w:line="360" w:lineRule="auto"/>
-        <w:ind w:firstLine="709"/>
-        <w:jc w:val="both"/>
-        <w:rPr>
-          <w:rFonts w:ascii="Times New Roman" w:hAnsi="Times New Roman"/>
-          <w:sz w:val="24"/>
-          <w:szCs w:val="24"/>
-        </w:rPr>
-      </w:pPr>
-      <w:r>
-        <w:rPr>
-          <w:rFonts w:ascii="Times New Roman" w:hAnsi="Times New Roman"/>
-          <w:sz w:val="24"/>
-          <w:szCs w:val="24"/>
-        </w:rPr>
-        <w:t>Да се определят основните функционални изисквания към уеб приложението;</w:t>
-      </w:r>
-    </w:p>
-    <w:p>
-      <w:pPr>
-        <w:numPr>
-          <w:ilvl w:val="0"/>
-          <w:numId w:val="2"/>
-        </w:numPr>
-        <w:tabs>
-          <w:tab w:val="left" w:pos="1701"/>
-        </w:tabs>
-        <w:suppressAutoHyphens/>
-        <w:autoSpaceDN w:val="0"/>
-        <w:spacing w:after="0" w:line="360" w:lineRule="auto"/>
-        <w:ind w:firstLine="709"/>
-        <w:jc w:val="both"/>
-        <w:rPr>
-          <w:rFonts w:ascii="Times New Roman" w:hAnsi="Times New Roman"/>
-          <w:sz w:val="24"/>
-          <w:szCs w:val="24"/>
-        </w:rPr>
-      </w:pPr>
-      <w:r>
-        <w:rPr>
-          <w:rFonts w:ascii="Times New Roman" w:hAnsi="Times New Roman"/>
-          <w:sz w:val="24"/>
-          <w:szCs w:val="24"/>
-        </w:rPr>
-        <w:t>Да се проектира интуитивен и адаптивен потребителски интерфейс;</w:t>
-      </w:r>
-    </w:p>
-    <w:p>
-      <w:pPr>
-        <w:numPr>
-          <w:ilvl w:val="0"/>
-          <w:numId w:val="2"/>
-        </w:numPr>
-        <w:tabs>
-          <w:tab w:val="left" w:pos="1701"/>
-        </w:tabs>
-        <w:suppressAutoHyphens/>
-        <w:autoSpaceDN w:val="0"/>
-        <w:spacing w:after="0" w:line="360" w:lineRule="auto"/>
-        <w:ind w:firstLine="709"/>
-        <w:jc w:val="both"/>
-        <w:rPr>
-          <w:rFonts w:ascii="Times New Roman" w:hAnsi="Times New Roman"/>
-          <w:sz w:val="24"/>
-          <w:szCs w:val="24"/>
-        </w:rPr>
-      </w:pPr>
-      <w:r>
-        <w:rPr>
-          <w:rFonts w:ascii="Times New Roman" w:hAnsi="Times New Roman"/>
-          <w:sz w:val="24"/>
-          <w:szCs w:val="24"/>
-        </w:rPr>
-        <w:t>Да се реализира система за управление на услуги и фото продукти с възможност за добавяне, редактиране и изтриване;</w:t>
-      </w:r>
-    </w:p>
-    <w:p>
-      <w:pPr>
-        <w:numPr>
-          <w:ilvl w:val="0"/>
-          <w:numId w:val="2"/>
-        </w:numPr>
-        <w:tabs>
-          <w:tab w:val="left" w:pos="1701"/>
-        </w:tabs>
-        <w:suppressAutoHyphens/>
-        <w:autoSpaceDN w:val="0"/>
-        <w:spacing w:after="0" w:line="360" w:lineRule="auto"/>
-        <w:ind w:firstLine="709"/>
-        <w:jc w:val="both"/>
-        <w:rPr>
-          <w:rFonts w:ascii="Times New Roman" w:hAnsi="Times New Roman"/>
-          <w:sz w:val="24"/>
-          <w:szCs w:val="24"/>
-        </w:rPr>
-      </w:pPr>
-      <w:r>
-        <w:rPr>
-          <w:rFonts w:ascii="Times New Roman" w:hAnsi="Times New Roman"/>
-          <w:sz w:val="24"/>
-          <w:szCs w:val="24"/>
-        </w:rPr>
-        <w:t>Да се осигури възможност за регистрация и автентикация на потребителите;</w:t>
-      </w:r>
-    </w:p>
-    <w:p>
-      <w:pPr>
-        <w:numPr>
-          <w:ilvl w:val="0"/>
-          <w:numId w:val="2"/>
-        </w:numPr>
-        <w:tabs>
-          <w:tab w:val="left" w:pos="1701"/>
-        </w:tabs>
-        <w:suppressAutoHyphens/>
-        <w:autoSpaceDN w:val="0"/>
-        <w:spacing w:after="0" w:line="360" w:lineRule="auto"/>
-        <w:ind w:firstLine="709"/>
-        <w:jc w:val="both"/>
-        <w:rPr>
-          <w:rFonts w:ascii="Times New Roman" w:hAnsi="Times New Roman"/>
-          <w:sz w:val="24"/>
-          <w:szCs w:val="24"/>
-        </w:rPr>
-      </w:pPr>
-      <w:r>
-        <w:rPr>
-          <w:rFonts w:ascii="Times New Roman" w:hAnsi="Times New Roman"/>
-          <w:sz w:val="24"/>
-          <w:szCs w:val="24"/>
-        </w:rPr>
-        <w:t>Да се дефинират потребителски роли и права за достъп;</w:t>
-      </w:r>
-    </w:p>
-    <w:p>
-      <w:pPr>
-        <w:tabs>
-          <w:tab w:val="left" w:pos="1701"/>
-        </w:tabs>
-        <w:spacing w:after="0" w:line="360" w:lineRule="auto"/>
-        <w:ind w:firstLine="709"/>
-        <w:jc w:val="both"/>
-        <w:rPr>
-          <w:rFonts w:ascii="Times New Roman" w:hAnsi="Times New Roman"/>
-          <w:sz w:val="24"/>
-          <w:szCs w:val="24"/>
-        </w:rPr>
-      </w:pPr>
-      <w:r>
-        <w:rPr>
-          <w:rFonts w:ascii="Times New Roman" w:hAnsi="Times New Roman"/>
-          <w:sz w:val="24"/>
-          <w:szCs w:val="24"/>
-        </w:rPr>
-        <w:t>Да се разработи база данни за съхранение на информацията;</w:t>
-      </w:r>
-    </w:p>
-    <w:p>
-      <w:pPr>
-        <w:numPr>
-          <w:ilvl w:val="0"/>
-          <w:numId w:val="2"/>
-        </w:numPr>
-        <w:tabs>
-          <w:tab w:val="left" w:pos="1701"/>
-        </w:tabs>
-        <w:suppressAutoHyphens/>
-        <w:autoSpaceDN w:val="0"/>
-        <w:spacing w:after="0" w:line="360" w:lineRule="auto"/>
-        <w:ind w:firstLine="709"/>
-        <w:jc w:val="both"/>
-        <w:rPr>
-          <w:rFonts w:ascii="Times New Roman" w:hAnsi="Times New Roman"/>
-          <w:sz w:val="24"/>
-          <w:szCs w:val="24"/>
-        </w:rPr>
-      </w:pPr>
-      <w:r>
-        <w:rPr>
-          <w:rFonts w:ascii="Times New Roman" w:hAnsi="Times New Roman"/>
-          <w:sz w:val="24"/>
-          <w:szCs w:val="24"/>
-        </w:rPr>
-        <w:t>Да се осигури сигурност при обработка на потребителските данни и файлове;</w:t>
-      </w:r>
-    </w:p>
-    <w:p>
-      <w:pPr>
-        <w:numPr>
-          <w:ilvl w:val="0"/>
-          <w:numId w:val="2"/>
-        </w:numPr>
-        <w:tabs>
-          <w:tab w:val="left" w:pos="1701"/>
-        </w:tabs>
-        <w:suppressAutoHyphens/>
-        <w:autoSpaceDN w:val="0"/>
-        <w:spacing w:after="0" w:line="360" w:lineRule="auto"/>
-        <w:ind w:firstLine="709"/>
-        <w:jc w:val="both"/>
-        <w:rPr>
-          <w:rFonts w:ascii="Times New Roman" w:hAnsi="Times New Roman"/>
-          <w:sz w:val="24"/>
-          <w:szCs w:val="24"/>
-        </w:rPr>
-      </w:pPr>
-      <w:r>
-        <w:rPr>
-          <w:rFonts w:ascii="Times New Roman" w:hAnsi="Times New Roman"/>
-          <w:sz w:val="24"/>
-          <w:szCs w:val="24"/>
-        </w:rPr>
-        <w:t>Да се тества функционалността на системата с примерни данни.</w:t>
-      </w:r>
-    </w:p>
-    <w:p>
-      <w:pPr>
-        <w:spacing w:after="0" w:line="360" w:lineRule="auto"/>
-        <w:ind w:firstLine="709"/>
-        <w:jc w:val="both"/>
-        <w:rPr>
-          <w:rFonts w:ascii="Times New Roman" w:hAnsi="Times New Roman"/>
-          <w:sz w:val="24"/>
-          <w:szCs w:val="24"/>
-        </w:rPr>
-      </w:pPr>
-      <w:r>
-        <w:rPr>
-          <w:rFonts w:ascii="Times New Roman" w:hAnsi="Times New Roman"/>
-          <w:sz w:val="24"/>
-          <w:szCs w:val="24"/>
-        </w:rPr>
-        <w:t>Чрез изпълнението на тези задачи се цели създаването на стабилно и надеждно уеб приложение, което отговаря на съвременните изисквания за качество и функционалност.</w:t>
-      </w:r>
-    </w:p>
-    <w:p>
-      <w:pPr>
-        <w:spacing w:after="0" w:line="360" w:lineRule="auto"/>
-        <w:ind w:firstLine="709"/>
-        <w:jc w:val="both"/>
-        <w:rPr>
-          <w:rFonts w:ascii="Times New Roman" w:hAnsi="Times New Roman"/>
+        <w:t>1.3</w:t>
+      </w:r>
+      <w:r>
+        <w:rPr>
+          <w:rFonts w:ascii="Times New Roman" w:eastAsia="Times New Roman" w:hAnsi="Times New Roman"/>
           <w:b/>
           <w:bCs/>
           <w:sz w:val="28"/>
           <w:szCs w:val="28"/>
         </w:rPr>
-      </w:pPr>
-      <w:r>
+        <w:t>. Съществуващи решения и реализации</w:t>
+      </w:r>
+    </w:p>
+    <w:p>
+      <w:pPr>
+        <w:spacing w:before="100" w:beforeAutospacing="1" w:after="100" w:afterAutospacing="1" w:line="360" w:lineRule="auto"/>
+        <w:jc w:val="both"/>
+        <w:rPr>
+          <w:rFonts w:ascii="Times New Roman" w:eastAsia="Times New Roman" w:hAnsi="Times New Roman"/>
+          <w:sz w:val="24"/>
+          <w:szCs w:val="24"/>
+        </w:rPr>
+      </w:pPr>
+      <w:r>
+        <w:rPr>
+          <w:rFonts w:ascii="Times New Roman" w:eastAsia="Times New Roman" w:hAnsi="Times New Roman"/>
+          <w:sz w:val="24"/>
+          <w:szCs w:val="24"/>
+        </w:rPr>
+        <w:t xml:space="preserve">Съгласно изискванията към теоретичната част на дипломния проект, в първа глава следва да се направи преглед на съществуващи подобни софтуерни продукти и решения. За разработвания уеб сайт „Хартиен Обектив“ това е особено важно, тъй като платформата трябва да представя услуги като копиране, принтиране, сканиране, фото продукти и фотосесии, да показва параметри и цени, както и да позволява на регистриран потребител да подава заявка и да прикачва файлове. </w:t>
+      </w:r>
+    </w:p>
+    <w:p>
+      <w:pPr>
+        <w:spacing w:before="100" w:beforeAutospacing="1" w:after="100" w:afterAutospacing="1" w:line="360" w:lineRule="auto"/>
+        <w:jc w:val="both"/>
+        <w:rPr>
+          <w:rFonts w:ascii="Times New Roman" w:eastAsia="Times New Roman" w:hAnsi="Times New Roman"/>
+          <w:sz w:val="24"/>
+          <w:szCs w:val="24"/>
+        </w:rPr>
+      </w:pPr>
+      <w:r>
+        <w:rPr>
+          <w:rFonts w:ascii="Times New Roman" w:eastAsia="Times New Roman" w:hAnsi="Times New Roman"/>
+          <w:sz w:val="24"/>
+          <w:szCs w:val="24"/>
+        </w:rPr>
+        <w:t>Анализът на вече съществуващи уеб сайтове в тази област позволява да се откроят добри практики при организацията на съдържанието, представянето на услугите и начина на взаимодействие с клиента. Освен това той помага да се установят липсващи функционалности и възможности за подобрение, които могат да бъдат взети предвид при проектирането на сайта „Хартиен Обектив“.</w:t>
+      </w:r>
+    </w:p>
+    <w:p>
+      <w:pPr>
+        <w:spacing w:before="100" w:beforeAutospacing="1" w:after="100" w:afterAutospacing="1" w:line="360" w:lineRule="auto"/>
+        <w:jc w:val="both"/>
+        <w:outlineLvl w:val="3"/>
+        <w:rPr>
+          <w:rFonts w:ascii="Times New Roman" w:eastAsia="Times New Roman" w:hAnsi="Times New Roman"/>
+          <w:b/>
+          <w:bCs/>
+          <w:sz w:val="24"/>
+          <w:szCs w:val="24"/>
+        </w:rPr>
+      </w:pPr>
+      <w:r>
+        <w:rPr>
+          <w:rFonts w:ascii="Times New Roman" w:eastAsia="Times New Roman" w:hAnsi="Times New Roman"/>
+          <w:b/>
+          <w:bCs/>
+          <w:sz w:val="24"/>
+          <w:szCs w:val="24"/>
+        </w:rPr>
+        <w:t>1.3</w:t>
+      </w:r>
+      <w:r>
+        <w:rPr>
+          <w:rFonts w:ascii="Times New Roman" w:eastAsia="Times New Roman" w:hAnsi="Times New Roman"/>
+          <w:b/>
+          <w:bCs/>
+          <w:sz w:val="24"/>
+          <w:szCs w:val="24"/>
+        </w:rPr>
+        <w:t>.1. PhotoPrint.bg</w:t>
+      </w:r>
+    </w:p>
+    <w:p>
+      <w:pPr>
+        <w:spacing w:before="100" w:beforeAutospacing="1" w:after="100" w:afterAutospacing="1" w:line="360" w:lineRule="auto"/>
+        <w:jc w:val="both"/>
+        <w:rPr>
+          <w:rFonts w:ascii="Times New Roman" w:eastAsia="Times New Roman" w:hAnsi="Times New Roman"/>
+          <w:sz w:val="24"/>
+          <w:szCs w:val="24"/>
+        </w:rPr>
+      </w:pPr>
+      <w:r>
+        <w:rPr>
+          <w:rFonts w:ascii="Times New Roman" w:eastAsia="Times New Roman" w:hAnsi="Times New Roman"/>
+          <w:sz w:val="24"/>
+          <w:szCs w:val="24"/>
+        </w:rPr>
+        <w:t xml:space="preserve">Един от примерите за онлайн реализация в тази област е PhotoPrint.bg. Платформата предлага печат на снимки, фотоколажи, фотокалендари и сувенири, като потребителят може да избере продукт, да качи своите снимки и да направи онлайн поръчка. Това е силна страна на системата, защото осигурява удобен и ясен процес за работа с фото продукти и дава възможност за бърза заявка без посещение на физически обект. </w:t>
+      </w:r>
+    </w:p>
+    <w:p>
+      <w:pPr>
+        <w:spacing w:before="100" w:beforeAutospacing="1" w:after="100" w:afterAutospacing="1" w:line="360" w:lineRule="auto"/>
+        <w:jc w:val="both"/>
+        <w:rPr>
+          <w:rFonts w:ascii="Times New Roman" w:eastAsia="Times New Roman" w:hAnsi="Times New Roman"/>
+          <w:sz w:val="24"/>
+          <w:szCs w:val="24"/>
+        </w:rPr>
+      </w:pPr>
+      <w:r>
+        <w:rPr>
+          <w:rFonts w:ascii="Times New Roman" w:eastAsia="Times New Roman" w:hAnsi="Times New Roman"/>
+          <w:sz w:val="24"/>
+          <w:szCs w:val="24"/>
+        </w:rPr>
+        <w:t xml:space="preserve">От друга страна, подобен тип платформи са ориентирани основно към отпечатване на снимки и подаръчни артикули. При тях обикновено не се поставя толкова силен акцент върху класическите копирни услуги като сканиране, принтиране на документи, подвързване и обработка на по-разнообразни клиентски заявки. Именно тук се открива възможност сайтът „Хартиен Обектив“ да предложи по-широк набор от услуги в рамките на една обща система. Това е извод от сравнението между показаните функции на подобни фото платформи и изискванията към проекта. </w:t>
+      </w:r>
+    </w:p>
+    <w:p>
+      <w:pPr>
+        <w:spacing w:before="100" w:beforeAutospacing="1" w:after="100" w:afterAutospacing="1" w:line="360" w:lineRule="auto"/>
+        <w:jc w:val="both"/>
+        <w:outlineLvl w:val="3"/>
+        <w:rPr>
+          <w:rFonts w:ascii="Times New Roman" w:eastAsia="Times New Roman" w:hAnsi="Times New Roman"/>
+          <w:b/>
+          <w:bCs/>
+          <w:sz w:val="24"/>
+          <w:szCs w:val="24"/>
+        </w:rPr>
+      </w:pPr>
+      <w:r>
+        <w:rPr>
+          <w:rFonts w:ascii="Times New Roman" w:eastAsia="Times New Roman" w:hAnsi="Times New Roman"/>
+          <w:b/>
+          <w:bCs/>
+          <w:sz w:val="24"/>
+          <w:szCs w:val="24"/>
+        </w:rPr>
+        <w:t>1.3</w:t>
+      </w:r>
+      <w:r>
+        <w:rPr>
+          <w:rFonts w:ascii="Times New Roman" w:eastAsia="Times New Roman" w:hAnsi="Times New Roman"/>
+          <w:b/>
+          <w:bCs/>
+          <w:sz w:val="24"/>
+          <w:szCs w:val="24"/>
+        </w:rPr>
+        <w:t>.2. Print Center на ФотоСинтезис</w:t>
+      </w:r>
+    </w:p>
+    <w:p>
+      <w:pPr>
+        <w:spacing w:before="100" w:beforeAutospacing="1" w:after="100" w:afterAutospacing="1" w:line="360" w:lineRule="auto"/>
+        <w:jc w:val="both"/>
+        <w:rPr>
+          <w:rFonts w:ascii="Times New Roman" w:eastAsia="Times New Roman" w:hAnsi="Times New Roman"/>
+          <w:sz w:val="24"/>
+          <w:szCs w:val="24"/>
+        </w:rPr>
+      </w:pPr>
+      <w:r>
+        <w:rPr>
+          <w:rFonts w:ascii="Times New Roman" w:eastAsia="Times New Roman" w:hAnsi="Times New Roman"/>
+          <w:sz w:val="24"/>
+          <w:szCs w:val="24"/>
+        </w:rPr>
+        <w:t xml:space="preserve">Друг добър пример е онлайн принт центърът на ФотоСинтезис. Чрез програмата StudioSynthesis потребителите могат да създават и поръчват фотокниги, календари, </w:t>
+      </w:r>
+      <w:r>
+        <w:rPr>
+          <w:rFonts w:ascii="Times New Roman" w:eastAsia="Times New Roman" w:hAnsi="Times New Roman"/>
+          <w:sz w:val="24"/>
+          <w:szCs w:val="24"/>
+        </w:rPr>
+        <w:lastRenderedPageBreak/>
+        <w:t xml:space="preserve">колажи, арт декори и други печатни продукти. Системата позволява избор на размер, оформление, дизайн тема, добавяне на снимки и текст, а готовият продукт може да бъде доставен до адрес или получен в магазин. Платформата поддържа и профилна логика, при която потребителят съхранява снимки и проекти за определен период. </w:t>
+      </w:r>
+    </w:p>
+    <w:p>
+      <w:pPr>
+        <w:spacing w:before="100" w:beforeAutospacing="1" w:after="100" w:afterAutospacing="1" w:line="360" w:lineRule="auto"/>
+        <w:jc w:val="both"/>
+        <w:rPr>
+          <w:rFonts w:ascii="Times New Roman" w:eastAsia="Times New Roman" w:hAnsi="Times New Roman"/>
+          <w:sz w:val="24"/>
+          <w:szCs w:val="24"/>
+        </w:rPr>
+      </w:pPr>
+      <w:r>
+        <w:rPr>
+          <w:rFonts w:ascii="Times New Roman" w:eastAsia="Times New Roman" w:hAnsi="Times New Roman"/>
+          <w:sz w:val="24"/>
+          <w:szCs w:val="24"/>
+        </w:rPr>
+        <w:t xml:space="preserve">Това решение се отличава с добро ниво на персонализация и с по-развита работа по създаване на индивидуални фото продукти. Негов недостатък, разглеждан в контекста на настоящия проект, е че е насочен предимно към специализирани фотографски и печатни изделия, докато уеб сайтът „Хартиен Обектив“ трябва да съчетава едновременно информационно представяне на услуги, ценови справки и подаване на заявки както за фото продукти, така и за стандартни копирни услуги. Това сравнение показва, че за дипломния проект е необходимо по-балансирано решение между фото насоченост и ежедневна практическа употреба. </w:t>
+      </w:r>
+    </w:p>
+    <w:p>
+      <w:pPr>
+        <w:spacing w:before="100" w:beforeAutospacing="1" w:after="100" w:afterAutospacing="1" w:line="360" w:lineRule="auto"/>
+        <w:jc w:val="both"/>
+        <w:outlineLvl w:val="3"/>
+        <w:rPr>
+          <w:rFonts w:ascii="Times New Roman" w:eastAsia="Times New Roman" w:hAnsi="Times New Roman"/>
+          <w:b/>
+          <w:bCs/>
+          <w:sz w:val="24"/>
+          <w:szCs w:val="24"/>
+        </w:rPr>
+      </w:pPr>
+      <w:r>
+        <w:rPr>
+          <w:rFonts w:ascii="Times New Roman" w:eastAsia="Times New Roman" w:hAnsi="Times New Roman"/>
+          <w:b/>
+          <w:bCs/>
+          <w:sz w:val="24"/>
+          <w:szCs w:val="24"/>
+        </w:rPr>
+        <w:t>1.3</w:t>
+      </w:r>
+      <w:r>
+        <w:rPr>
+          <w:rFonts w:ascii="Times New Roman" w:eastAsia="Times New Roman" w:hAnsi="Times New Roman"/>
+          <w:b/>
+          <w:bCs/>
+          <w:sz w:val="24"/>
+          <w:szCs w:val="24"/>
+        </w:rPr>
+        <w:t>.3. Office 1 Copy &amp; Print Center</w:t>
+      </w:r>
+    </w:p>
+    <w:p>
+      <w:pPr>
+        <w:spacing w:before="100" w:beforeAutospacing="1" w:after="100" w:afterAutospacing="1" w:line="360" w:lineRule="auto"/>
+        <w:jc w:val="both"/>
+        <w:rPr>
+          <w:rFonts w:ascii="Times New Roman" w:eastAsia="Times New Roman" w:hAnsi="Times New Roman"/>
+          <w:sz w:val="24"/>
+          <w:szCs w:val="24"/>
+        </w:rPr>
+      </w:pPr>
+      <w:r>
+        <w:rPr>
+          <w:rFonts w:ascii="Times New Roman" w:eastAsia="Times New Roman" w:hAnsi="Times New Roman"/>
+          <w:sz w:val="24"/>
+          <w:szCs w:val="24"/>
+        </w:rPr>
+        <w:t xml:space="preserve">По-широкоспектърно решение предлага Office 1 чрез своя Copy &amp; Print Center. Според официалната информация във всеки магазин се предлагат черно-бяло и цветно копиране и разпечатване, широкоформатен печат, сканиране на документи и чертежи, ламиниране, подвързване, дизайн и предпечат, както и допълнителни услуги като изработка на флаери, брошури, плакати, банери и персонализирани сувенири. </w:t>
+      </w:r>
+    </w:p>
+    <w:p>
+      <w:pPr>
+        <w:spacing w:before="100" w:beforeAutospacing="1" w:after="100" w:afterAutospacing="1" w:line="360" w:lineRule="auto"/>
+        <w:jc w:val="both"/>
+        <w:rPr>
+          <w:rFonts w:ascii="Times New Roman" w:eastAsia="Times New Roman" w:hAnsi="Times New Roman"/>
+          <w:sz w:val="24"/>
+          <w:szCs w:val="24"/>
+        </w:rPr>
+      </w:pPr>
+      <w:r>
+        <w:rPr>
+          <w:rFonts w:ascii="Times New Roman" w:eastAsia="Times New Roman" w:hAnsi="Times New Roman"/>
+          <w:sz w:val="24"/>
+          <w:szCs w:val="24"/>
+        </w:rPr>
+        <w:t xml:space="preserve">Предимството на този модел е, че обхваща голям набор от услуги и съчетава дигитално присъствие с физически обекти. Това го прави близък като идея до концепцията на „Хартиен Обектив“. В същото време подобни мащабни системи често са ориентирани към много широк кръг услуги и не винаги предоставят достатъчно опростено и фокусирано потребителско изживяване за конкретен малък специализиран бизнес. На тази основа може да се направи извод, че разработваният проект следва да заложи на по-ясна структура, по-лесна навигация и по-пряка връзка между клиента и конкретната услуга. </w:t>
+      </w:r>
+    </w:p>
+    <w:p>
+      <w:pPr>
+        <w:spacing w:before="100" w:beforeAutospacing="1" w:after="100" w:afterAutospacing="1" w:line="360" w:lineRule="auto"/>
+        <w:jc w:val="both"/>
+        <w:outlineLvl w:val="3"/>
+        <w:rPr>
+          <w:rFonts w:ascii="Times New Roman" w:eastAsia="Times New Roman" w:hAnsi="Times New Roman"/>
+          <w:b/>
+          <w:bCs/>
+          <w:sz w:val="24"/>
+          <w:szCs w:val="24"/>
+        </w:rPr>
+      </w:pPr>
+      <w:r>
+        <w:rPr>
+          <w:rFonts w:ascii="Times New Roman" w:eastAsia="Times New Roman" w:hAnsi="Times New Roman"/>
+          <w:b/>
+          <w:bCs/>
+          <w:sz w:val="24"/>
+          <w:szCs w:val="24"/>
+        </w:rPr>
+        <w:t>1.3</w:t>
+      </w:r>
+      <w:r>
+        <w:rPr>
+          <w:rFonts w:ascii="Times New Roman" w:eastAsia="Times New Roman" w:hAnsi="Times New Roman"/>
+          <w:b/>
+          <w:bCs/>
+          <w:sz w:val="24"/>
+          <w:szCs w:val="24"/>
+        </w:rPr>
+        <w:t>.4. Изводи от направения анализ</w:t>
+      </w:r>
+    </w:p>
+    <w:p>
+      <w:pPr>
+        <w:spacing w:before="100" w:beforeAutospacing="1" w:after="100" w:afterAutospacing="1" w:line="360" w:lineRule="auto"/>
+        <w:jc w:val="both"/>
+        <w:rPr>
+          <w:rFonts w:ascii="Times New Roman" w:eastAsia="Times New Roman" w:hAnsi="Times New Roman"/>
+          <w:sz w:val="24"/>
+          <w:szCs w:val="24"/>
+        </w:rPr>
+      </w:pPr>
+      <w:r>
+        <w:rPr>
+          <w:rFonts w:ascii="Times New Roman" w:eastAsia="Times New Roman" w:hAnsi="Times New Roman"/>
+          <w:sz w:val="24"/>
+          <w:szCs w:val="24"/>
+        </w:rPr>
+        <w:t xml:space="preserve">Разгледаните решения показват, че съвременните платформи за фото и печатни услуги обикновено включват каталог на услуги или продукти, възможност за качване на файлове или снимки, персонализиране на параметри, информация за доставка и удобен начин за поръчка. Въпреки това рядко се среща система, която едновременно да обединява в добре структуриран уеб сайт копирни услуги, фото продукти, ценова </w:t>
+      </w:r>
+      <w:r>
+        <w:rPr>
+          <w:rFonts w:ascii="Times New Roman" w:eastAsia="Times New Roman" w:hAnsi="Times New Roman"/>
+          <w:sz w:val="24"/>
+          <w:szCs w:val="24"/>
+        </w:rPr>
+        <w:lastRenderedPageBreak/>
+        <w:t xml:space="preserve">информация, контактни данни и възможност за подаване на клиентска заявка в единна и лесна за използване среда. </w:t>
+      </w:r>
+    </w:p>
+    <w:p>
+      <w:pPr>
+        <w:spacing w:before="100" w:beforeAutospacing="1" w:after="100" w:afterAutospacing="1" w:line="360" w:lineRule="auto"/>
+        <w:jc w:val="both"/>
+        <w:rPr>
+          <w:rFonts w:ascii="Times New Roman" w:eastAsia="Times New Roman" w:hAnsi="Times New Roman"/>
+          <w:sz w:val="24"/>
+          <w:szCs w:val="24"/>
+        </w:rPr>
+      </w:pPr>
+      <w:r>
+        <w:rPr>
+          <w:rFonts w:ascii="Times New Roman" w:eastAsia="Times New Roman" w:hAnsi="Times New Roman"/>
+          <w:sz w:val="24"/>
+          <w:szCs w:val="24"/>
+        </w:rPr>
+        <w:t>Поради тази причина разработването на уеб сайт за „Хартиен Обектив“ е обосновано и практически приложимо. Проектът има възможност да обедини най-полезните характеристики на съществуващите решения, като същевременно предложи по-добра организация на услугите, по-ясна структура на съдържанието и по-удобен процес за работа с клиентски заявки. Това го прави актуален и полезен софтуерен продукт, ориентиран към реални потребности на потребителите.</w:t>
+      </w:r>
+    </w:p>
+    <w:p>
+      <w:pPr>
+        <w:spacing w:after="0" w:line="360" w:lineRule="auto"/>
+        <w:jc w:val="both"/>
+        <w:rPr>
+          <w:rFonts w:ascii="Times New Roman" w:hAnsi="Times New Roman"/>
+          <w:b/>
+          <w:bCs/>
+          <w:sz w:val="44"/>
+          <w:szCs w:val="44"/>
+        </w:rPr>
+      </w:pPr>
+      <w:r>
+        <w:rPr>
+          <w:rFonts w:ascii="Times New Roman" w:hAnsi="Times New Roman"/>
+          <w:b/>
+          <w:bCs/>
+          <w:sz w:val="44"/>
+          <w:szCs w:val="44"/>
+        </w:rPr>
+        <w:t>ВТОРА ГЛАВА</w:t>
+      </w:r>
+    </w:p>
+    <w:p>
+      <w:pPr>
+        <w:spacing w:after="0" w:line="360" w:lineRule="auto"/>
+        <w:jc w:val="both"/>
+        <w:rPr>
+          <w:rFonts w:ascii="Times New Roman" w:hAnsi="Times New Roman"/>
+          <w:b/>
+          <w:bCs/>
+          <w:sz w:val="24"/>
+          <w:szCs w:val="24"/>
+        </w:rPr>
+      </w:pPr>
+      <w:r>
+        <w:rPr>
+          <w:rFonts w:ascii="Times New Roman" w:hAnsi="Times New Roman"/>
+          <w:b/>
+          <w:bCs/>
+          <w:sz w:val="24"/>
+          <w:szCs w:val="24"/>
+        </w:rPr>
+        <w:t>ПРОЕКТИРАНЕ НА УЕБ БАЗИРАНА ПЛАТФОРМА</w:t>
+      </w:r>
+    </w:p>
+    <w:p>
+      <w:pPr>
+        <w:spacing w:after="0" w:line="360" w:lineRule="auto"/>
+        <w:ind w:firstLine="709"/>
+        <w:jc w:val="both"/>
+        <w:rPr>
+          <w:rFonts w:ascii="Times New Roman" w:hAnsi="Times New Roman"/>
+          <w:sz w:val="24"/>
+          <w:szCs w:val="24"/>
+        </w:rPr>
+      </w:pPr>
+      <w:r>
+        <w:rPr>
+          <w:rFonts w:ascii="Times New Roman" w:hAnsi="Times New Roman"/>
+          <w:sz w:val="24"/>
+          <w:szCs w:val="24"/>
+        </w:rPr>
+        <w:t>Характеристика и значение на етапа „Проектиране“</w:t>
+      </w:r>
+    </w:p>
+    <w:p>
+      <w:pPr>
+        <w:spacing w:after="0" w:line="360" w:lineRule="auto"/>
+        <w:ind w:firstLine="709"/>
+        <w:jc w:val="both"/>
+        <w:rPr>
+          <w:rFonts w:ascii="Times New Roman" w:hAnsi="Times New Roman"/>
+          <w:sz w:val="24"/>
+          <w:szCs w:val="24"/>
+        </w:rPr>
+      </w:pPr>
+      <w:r>
+        <w:rPr>
+          <w:rFonts w:ascii="Times New Roman" w:hAnsi="Times New Roman"/>
+          <w:sz w:val="24"/>
+          <w:szCs w:val="24"/>
+        </w:rPr>
+        <w:t>Етапът на проектиране представлява ключова фаза в жизнения цикъл на софтуерните системи, тъй като именно в него се трансформират резултатите от проучването и анализа в конкретни технически и функционални решения. Добре проектираната система е предпоставка за лесна реализация, ефективна поддръжка и възможност за бъдещо разширяване.</w:t>
+      </w:r>
+    </w:p>
+    <w:p>
+      <w:pPr>
+        <w:spacing w:after="0" w:line="360" w:lineRule="auto"/>
+        <w:ind w:firstLine="709"/>
+        <w:jc w:val="both"/>
+        <w:rPr>
+          <w:rFonts w:ascii="Times New Roman" w:hAnsi="Times New Roman"/>
+          <w:sz w:val="24"/>
+          <w:szCs w:val="24"/>
+        </w:rPr>
+      </w:pPr>
+      <w:r>
+        <w:rPr>
+          <w:rFonts w:ascii="Times New Roman" w:hAnsi="Times New Roman"/>
+          <w:sz w:val="24"/>
+          <w:szCs w:val="24"/>
+        </w:rPr>
+        <w:t>В контекста на настоящия дипломен проект, проектирането на уеб базираната платформа „Хартиен Обектив“ има за цел да дефинира ясно структурата, функционалността и взаимодействието между различните компоненти на системата. Особено внимание се обръща на разделянето на отговорностите между отделните слоеве на приложението, ролите на потребителите и начина, по който те взаимодействат със системата чрез уеб интерфейса.</w:t>
+      </w:r>
+    </w:p>
+    <w:p>
+      <w:pPr>
+        <w:spacing w:after="0" w:line="360" w:lineRule="auto"/>
+        <w:ind w:firstLine="709"/>
+        <w:jc w:val="both"/>
+        <w:rPr>
+          <w:rFonts w:ascii="Times New Roman" w:hAnsi="Times New Roman"/>
+          <w:sz w:val="24"/>
+          <w:szCs w:val="24"/>
+        </w:rPr>
+      </w:pPr>
+      <w:r>
+        <w:rPr>
+          <w:rFonts w:ascii="Times New Roman" w:hAnsi="Times New Roman"/>
+          <w:sz w:val="24"/>
+          <w:szCs w:val="24"/>
+        </w:rPr>
+        <w:t>Резултатите от този етап служат като основа за реализацията на трислойното ASP.NET MVC приложение, представена в следващата глава.</w:t>
+      </w:r>
+    </w:p>
+    <w:p>
+      <w:pPr>
+        <w:spacing w:after="0" w:line="360" w:lineRule="auto"/>
+        <w:ind w:firstLine="709"/>
+        <w:jc w:val="both"/>
+        <w:rPr>
+          <w:rFonts w:ascii="Times New Roman" w:hAnsi="Times New Roman"/>
+          <w:b/>
+          <w:bCs/>
+          <w:sz w:val="32"/>
+          <w:szCs w:val="32"/>
+        </w:rPr>
+      </w:pPr>
+      <w:r>
+        <w:rPr>
+          <w:rFonts w:ascii="Times New Roman" w:hAnsi="Times New Roman"/>
+          <w:b/>
+          <w:bCs/>
+          <w:sz w:val="32"/>
+          <w:szCs w:val="32"/>
+        </w:rPr>
+        <w:t>2.1 Функционални изисквания</w:t>
+      </w:r>
+    </w:p>
+    <w:p>
+      <w:pPr>
+        <w:spacing w:after="0" w:line="360" w:lineRule="auto"/>
+        <w:ind w:firstLine="709"/>
+        <w:jc w:val="both"/>
+        <w:rPr>
+          <w:rFonts w:ascii="Times New Roman" w:hAnsi="Times New Roman"/>
+          <w:sz w:val="24"/>
+          <w:szCs w:val="24"/>
+        </w:rPr>
+      </w:pPr>
+      <w:r>
+        <w:rPr>
+          <w:rFonts w:ascii="Times New Roman" w:hAnsi="Times New Roman"/>
+          <w:sz w:val="24"/>
+          <w:szCs w:val="24"/>
+        </w:rPr>
+        <w:t>Функционалните изисквания описват всички действия и процеси, които системата трябва да поддържа. Те са формулирани на база анализа на потребностите на целевите групи и обхващат публичната част на сайта, както и функционалността за регистрирани потребители и администратори.</w:t>
+      </w:r>
+    </w:p>
+    <w:p>
+      <w:pPr>
+        <w:spacing w:after="0" w:line="360" w:lineRule="auto"/>
+        <w:ind w:firstLine="709"/>
+        <w:jc w:val="both"/>
         <w:rPr>
           <w:rFonts w:ascii="Times New Roman" w:hAnsi="Times New Roman"/>
           <w:b/>
@@ -2815,395 +3458,8 @@
           <w:sz w:val="28"/>
           <w:szCs w:val="28"/>
         </w:rPr>
-        <w:t>1.3. Анализ на съществуващи решения и тенденции в развитието на уеб базирани фото услуги</w:t>
-      </w:r>
-    </w:p>
-    <w:p>
-      <w:pPr>
-        <w:spacing w:after="0" w:line="360" w:lineRule="auto"/>
-        <w:ind w:firstLine="709"/>
-        <w:jc w:val="both"/>
-        <w:rPr>
-          <w:rFonts w:ascii="Times New Roman" w:hAnsi="Times New Roman"/>
-          <w:sz w:val="24"/>
-          <w:szCs w:val="24"/>
-        </w:rPr>
-      </w:pPr>
-      <w:r>
-        <w:rPr>
-          <w:rFonts w:ascii="Times New Roman" w:hAnsi="Times New Roman"/>
-          <w:sz w:val="24"/>
-          <w:szCs w:val="24"/>
-        </w:rPr>
-        <w:t>На пазара съществуват редица уеб платформи, предлагащи фото и копирни услуги или сходна функционалност. Част от тях са насочени към онлайн печат на снимки и фото книги, докато други предлагат по-широк спектър от услуги, включително принтиране на документи и изработка на рекламни материали. Анализът на тези платформи показва, че най-успешните решения се отличават с ясна структура, удобен потребителски интерфейс и възможност за онлайн поръчка.</w:t>
-      </w:r>
-    </w:p>
-    <w:p>
-      <w:pPr>
-        <w:spacing w:after="0" w:line="360" w:lineRule="auto"/>
-        <w:ind w:firstLine="709"/>
-        <w:jc w:val="both"/>
-        <w:rPr>
-          <w:rFonts w:ascii="Times New Roman" w:hAnsi="Times New Roman"/>
-          <w:sz w:val="24"/>
-          <w:szCs w:val="24"/>
-        </w:rPr>
-      </w:pPr>
-      <w:r>
-        <w:rPr>
-          <w:rFonts w:ascii="Times New Roman" w:hAnsi="Times New Roman"/>
-          <w:sz w:val="24"/>
-          <w:szCs w:val="24"/>
-        </w:rPr>
-        <w:t>Общите тенденции в развитието на подобни системи включват:</w:t>
-      </w:r>
-    </w:p>
-    <w:p>
-      <w:pPr>
-        <w:numPr>
-          <w:ilvl w:val="0"/>
-          <w:numId w:val="3"/>
-        </w:numPr>
-        <w:suppressAutoHyphens/>
-        <w:autoSpaceDN w:val="0"/>
-        <w:spacing w:after="0" w:line="360" w:lineRule="auto"/>
-        <w:ind w:firstLine="556"/>
-        <w:jc w:val="both"/>
-        <w:rPr>
-          <w:rFonts w:ascii="Times New Roman" w:hAnsi="Times New Roman"/>
-          <w:sz w:val="24"/>
-          <w:szCs w:val="24"/>
-        </w:rPr>
-      </w:pPr>
-      <w:r>
-        <w:rPr>
-          <w:rFonts w:ascii="Times New Roman" w:hAnsi="Times New Roman"/>
-          <w:sz w:val="24"/>
-          <w:szCs w:val="24"/>
-        </w:rPr>
-        <w:t>Онлайн конфигуриране на услуги;</w:t>
-      </w:r>
-    </w:p>
-    <w:p>
-      <w:pPr>
-        <w:numPr>
-          <w:ilvl w:val="0"/>
-          <w:numId w:val="3"/>
-        </w:numPr>
-        <w:suppressAutoHyphens/>
-        <w:autoSpaceDN w:val="0"/>
-        <w:spacing w:after="0" w:line="360" w:lineRule="auto"/>
-        <w:ind w:firstLine="556"/>
-        <w:jc w:val="both"/>
-        <w:rPr>
-          <w:rFonts w:ascii="Times New Roman" w:hAnsi="Times New Roman"/>
-          <w:sz w:val="24"/>
-          <w:szCs w:val="24"/>
-        </w:rPr>
-      </w:pPr>
-      <w:r>
-        <w:rPr>
-          <w:rFonts w:ascii="Times New Roman" w:hAnsi="Times New Roman"/>
-          <w:sz w:val="24"/>
-          <w:szCs w:val="24"/>
-        </w:rPr>
-        <w:lastRenderedPageBreak/>
-        <w:t>Качване на файлове директно през уеб интерфейса;</w:t>
-      </w:r>
-    </w:p>
-    <w:p>
-      <w:pPr>
-        <w:numPr>
-          <w:ilvl w:val="0"/>
-          <w:numId w:val="3"/>
-        </w:numPr>
-        <w:suppressAutoHyphens/>
-        <w:autoSpaceDN w:val="0"/>
-        <w:spacing w:after="0" w:line="360" w:lineRule="auto"/>
-        <w:ind w:firstLine="556"/>
-        <w:jc w:val="both"/>
-        <w:rPr>
-          <w:rFonts w:ascii="Times New Roman" w:hAnsi="Times New Roman"/>
-          <w:sz w:val="24"/>
-          <w:szCs w:val="24"/>
-        </w:rPr>
-      </w:pPr>
-      <w:r>
-        <w:rPr>
-          <w:rFonts w:ascii="Times New Roman" w:hAnsi="Times New Roman"/>
-          <w:sz w:val="24"/>
-          <w:szCs w:val="24"/>
-        </w:rPr>
-        <w:t>Проследяване на статуса на поръчките;</w:t>
-      </w:r>
-    </w:p>
-    <w:p>
-      <w:pPr>
-        <w:numPr>
-          <w:ilvl w:val="0"/>
-          <w:numId w:val="3"/>
-        </w:numPr>
-        <w:suppressAutoHyphens/>
-        <w:autoSpaceDN w:val="0"/>
-        <w:spacing w:after="0" w:line="360" w:lineRule="auto"/>
-        <w:ind w:firstLine="556"/>
-        <w:jc w:val="both"/>
-        <w:rPr>
-          <w:rFonts w:ascii="Times New Roman" w:hAnsi="Times New Roman"/>
-          <w:sz w:val="24"/>
-          <w:szCs w:val="24"/>
-        </w:rPr>
-      </w:pPr>
-      <w:r>
-        <w:rPr>
-          <w:rFonts w:ascii="Times New Roman" w:hAnsi="Times New Roman"/>
-          <w:sz w:val="24"/>
-          <w:szCs w:val="24"/>
-        </w:rPr>
-        <w:t>Интеграция с потребителски акаунти;</w:t>
-      </w:r>
-    </w:p>
-    <w:p>
-      <w:pPr>
-        <w:numPr>
-          <w:ilvl w:val="0"/>
-          <w:numId w:val="3"/>
-        </w:numPr>
-        <w:suppressAutoHyphens/>
-        <w:autoSpaceDN w:val="0"/>
-        <w:spacing w:after="0" w:line="360" w:lineRule="auto"/>
-        <w:ind w:firstLine="556"/>
-        <w:jc w:val="both"/>
-        <w:rPr>
-          <w:rFonts w:ascii="Times New Roman" w:hAnsi="Times New Roman"/>
-          <w:sz w:val="24"/>
-          <w:szCs w:val="24"/>
-        </w:rPr>
-      </w:pPr>
-      <w:r>
-        <w:rPr>
-          <w:rFonts w:ascii="Times New Roman" w:hAnsi="Times New Roman"/>
-          <w:sz w:val="24"/>
-          <w:szCs w:val="24"/>
-        </w:rPr>
-        <w:t>Адаптивен дизайн и мобилна съвместимост.</w:t>
-      </w:r>
-    </w:p>
-    <w:p>
-      <w:pPr>
-        <w:spacing w:after="0" w:line="360" w:lineRule="auto"/>
-        <w:ind w:firstLine="709"/>
-        <w:jc w:val="both"/>
-        <w:rPr>
-          <w:rFonts w:ascii="Times New Roman" w:hAnsi="Times New Roman"/>
-          <w:sz w:val="24"/>
-          <w:szCs w:val="24"/>
-          <w:lang w:val="en-US"/>
-        </w:rPr>
-      </w:pPr>
-      <w:r>
-        <w:rPr>
-          <w:rFonts w:ascii="Times New Roman" w:hAnsi="Times New Roman"/>
-          <w:sz w:val="24"/>
-          <w:szCs w:val="24"/>
-        </w:rPr>
-        <w:t xml:space="preserve">Направеният анализ показва, че съществува пазарна ниша за платформа, която комбинира гъвкавостта на онлайн заявките с пълноценно административно управление и адаптивен дизайн. Това допълнително обосновава необходимостта от разработването на уеб базирана платформа като </w:t>
-      </w:r>
-      <w:r>
-        <w:rPr>
-          <w:rFonts w:ascii="Times New Roman" w:hAnsi="Times New Roman"/>
-          <w:b/>
-          <w:bCs/>
-          <w:sz w:val="24"/>
-          <w:szCs w:val="24"/>
-        </w:rPr>
-        <w:t>„Хартиен Обектив“</w:t>
-      </w:r>
-      <w:r>
-        <w:rPr>
-          <w:rFonts w:ascii="Times New Roman" w:hAnsi="Times New Roman"/>
-          <w:sz w:val="24"/>
-          <w:szCs w:val="24"/>
-        </w:rPr>
-        <w:t>.</w:t>
-      </w:r>
-    </w:p>
-    <w:p>
-      <w:pPr>
-        <w:spacing w:after="0" w:line="360" w:lineRule="auto"/>
-        <w:jc w:val="both"/>
-        <w:rPr>
-          <w:rFonts w:ascii="Times New Roman" w:hAnsi="Times New Roman"/>
-          <w:b/>
-          <w:bCs/>
-          <w:sz w:val="44"/>
-          <w:szCs w:val="44"/>
-        </w:rPr>
-      </w:pPr>
-      <w:r>
-        <w:rPr>
-          <w:rFonts w:ascii="Times New Roman" w:hAnsi="Times New Roman"/>
-          <w:b/>
-          <w:bCs/>
-          <w:sz w:val="44"/>
-          <w:szCs w:val="44"/>
-        </w:rPr>
-        <w:t>ВТОРА ГЛАВА</w:t>
-      </w:r>
-    </w:p>
-    <w:p>
-      <w:pPr>
-        <w:spacing w:after="0" w:line="360" w:lineRule="auto"/>
-        <w:jc w:val="both"/>
-        <w:rPr>
-          <w:rFonts w:ascii="Times New Roman" w:hAnsi="Times New Roman"/>
-          <w:b/>
-          <w:bCs/>
-          <w:sz w:val="24"/>
-          <w:szCs w:val="24"/>
-          <w:lang w:val="en-US"/>
-        </w:rPr>
-      </w:pPr>
-      <w:r>
-        <w:rPr>
-          <w:rFonts w:ascii="Times New Roman" w:hAnsi="Times New Roman"/>
-          <w:b/>
-          <w:bCs/>
-          <w:sz w:val="24"/>
-          <w:szCs w:val="24"/>
-        </w:rPr>
-        <w:t>ПРОЕКТИРАНЕ НА УЕБ БАЗИРАНА ПЛАТФОРМА</w:t>
-      </w:r>
-    </w:p>
-    <w:p>
-      <w:pPr>
-        <w:spacing w:after="0" w:line="360" w:lineRule="auto"/>
-        <w:ind w:firstLine="709"/>
-        <w:jc w:val="both"/>
-        <w:rPr>
-          <w:rFonts w:ascii="Times New Roman" w:hAnsi="Times New Roman"/>
-          <w:sz w:val="24"/>
-          <w:szCs w:val="24"/>
-        </w:rPr>
-      </w:pPr>
-      <w:r>
-        <w:rPr>
-          <w:rFonts w:ascii="Times New Roman" w:hAnsi="Times New Roman"/>
-          <w:sz w:val="24"/>
-          <w:szCs w:val="24"/>
-        </w:rPr>
-        <w:t>Характеристика и значение на етапа „Проектиране“</w:t>
-      </w:r>
-    </w:p>
-    <w:p>
-      <w:pPr>
-        <w:spacing w:after="0" w:line="360" w:lineRule="auto"/>
-        <w:ind w:firstLine="709"/>
-        <w:jc w:val="both"/>
-        <w:rPr>
-          <w:rFonts w:ascii="Times New Roman" w:hAnsi="Times New Roman"/>
-          <w:sz w:val="24"/>
-          <w:szCs w:val="24"/>
-        </w:rPr>
-      </w:pPr>
-      <w:r>
-        <w:rPr>
-          <w:rFonts w:ascii="Times New Roman" w:hAnsi="Times New Roman"/>
-          <w:sz w:val="24"/>
-          <w:szCs w:val="24"/>
-        </w:rPr>
-        <w:t>Етапът на проектиране представлява ключова фаза в жизнения цикъл на софтуерните системи, тъй като именно в него се трансформират резултатите от проучването и анализа в конкретни технически и функционални решения. Добре проектираната система е предпоставка за лесна реализация, ефективна поддръжка и възможност за бъдещо разширяване.</w:t>
-      </w:r>
-    </w:p>
-    <w:p>
-      <w:pPr>
-        <w:spacing w:after="0" w:line="360" w:lineRule="auto"/>
-        <w:ind w:firstLine="709"/>
-        <w:jc w:val="both"/>
-        <w:rPr>
-          <w:rFonts w:ascii="Times New Roman" w:hAnsi="Times New Roman"/>
-          <w:sz w:val="24"/>
-          <w:szCs w:val="24"/>
-        </w:rPr>
-      </w:pPr>
-      <w:r>
-        <w:rPr>
-          <w:rFonts w:ascii="Times New Roman" w:hAnsi="Times New Roman"/>
-          <w:sz w:val="24"/>
-          <w:szCs w:val="24"/>
-        </w:rPr>
-        <w:t>В контекста на настоящия дипломен проект, проектирането на уеб базираната платформа „Хартиен Обектив“ има за цел да дефинира ясно структурата, функционалността и взаимодействието между различните компоненти на системата. Особено внимание се обръща на разделянето на отговорностите между отделните слоеве на приложението, ролите на потребителите и начина, по който те взаимодействат със системата чрез уеб интерфейса.</w:t>
-      </w:r>
-    </w:p>
-    <w:p>
-      <w:pPr>
-        <w:spacing w:after="0" w:line="360" w:lineRule="auto"/>
-        <w:ind w:firstLine="709"/>
-        <w:jc w:val="both"/>
-        <w:rPr>
-          <w:rFonts w:ascii="Times New Roman" w:hAnsi="Times New Roman"/>
-          <w:sz w:val="24"/>
-          <w:szCs w:val="24"/>
-        </w:rPr>
-      </w:pPr>
-      <w:r>
-        <w:rPr>
-          <w:rFonts w:ascii="Times New Roman" w:hAnsi="Times New Roman"/>
-          <w:sz w:val="24"/>
-          <w:szCs w:val="24"/>
-        </w:rPr>
-        <w:t>Резултатите от този етап служат като основа за реализацията на трислойното ASP.NET MVC приложение, представена в следващата глава.</w:t>
-      </w:r>
-    </w:p>
-    <w:p>
-      <w:pPr>
-        <w:spacing w:after="0" w:line="360" w:lineRule="auto"/>
-        <w:ind w:firstLine="709"/>
-        <w:jc w:val="both"/>
-        <w:rPr>
-          <w:rFonts w:ascii="Times New Roman" w:hAnsi="Times New Roman"/>
-          <w:b/>
-          <w:bCs/>
-          <w:sz w:val="32"/>
-          <w:szCs w:val="32"/>
-        </w:rPr>
-      </w:pPr>
-      <w:r>
-        <w:rPr>
-          <w:rFonts w:ascii="Times New Roman" w:hAnsi="Times New Roman"/>
-          <w:b/>
-          <w:bCs/>
-          <w:sz w:val="32"/>
-          <w:szCs w:val="32"/>
-        </w:rPr>
-        <w:t>2.1 Функционални изисквания</w:t>
-      </w:r>
-    </w:p>
-    <w:p>
-      <w:pPr>
-        <w:spacing w:after="0" w:line="360" w:lineRule="auto"/>
-        <w:ind w:firstLine="709"/>
-        <w:jc w:val="both"/>
-        <w:rPr>
-          <w:rFonts w:ascii="Times New Roman" w:hAnsi="Times New Roman"/>
-          <w:sz w:val="24"/>
-          <w:szCs w:val="24"/>
-        </w:rPr>
-      </w:pPr>
-      <w:r>
-        <w:rPr>
-          <w:rFonts w:ascii="Times New Roman" w:hAnsi="Times New Roman"/>
-          <w:sz w:val="24"/>
-          <w:szCs w:val="24"/>
-        </w:rPr>
-        <w:t>Функционалните изисквания описват всички действия и процеси, които системата трябва да поддържа. Те са формулирани на база анализа на потребностите на целевите групи и обхващат публичната част на сайта, както и функционалността за регистрирани потребители и администратори.</w:t>
-      </w:r>
-    </w:p>
-    <w:p>
-      <w:pPr>
-        <w:spacing w:after="0" w:line="360" w:lineRule="auto"/>
-        <w:ind w:firstLine="709"/>
-        <w:jc w:val="both"/>
+      </w:pPr>
+      <w:r>
         <w:rPr>
           <w:rFonts w:ascii="Times New Roman" w:hAnsi="Times New Roman"/>
           <w:b/>
@@ -3211,27 +3467,7 @@
           <w:sz w:val="28"/>
           <w:szCs w:val="28"/>
         </w:rPr>
-      </w:pPr>
-      <w:r>
-        <w:rPr>
-          <w:rFonts w:ascii="Times New Roman" w:hAnsi="Times New Roman"/>
-          <w:b/>
-          <w:bCs/>
-          <w:sz w:val="28"/>
-          <w:szCs w:val="28"/>
-          <w:lang w:val="en-US"/>
-        </w:rPr>
-        <w:t xml:space="preserve">2.1.1 </w:t>
-      </w:r>
-      <w:r>
-        <w:rPr>
-          <w:rFonts w:ascii="Times New Roman" w:hAnsi="Times New Roman"/>
-          <w:b/>
-          <w:bCs/>
-          <w:sz w:val="28"/>
-          <w:szCs w:val="28"/>
-        </w:rPr>
-        <w:t>Публично достъпна част</w:t>
+        <w:t>2.1.1 Публично достъпна част</w:t>
       </w:r>
     </w:p>
     <w:p>
@@ -3303,6 +3539,7 @@
           <w:sz w:val="24"/>
           <w:szCs w:val="24"/>
         </w:rPr>
+        <w:lastRenderedPageBreak/>
         <w:t>списък с предлаганите услуги и фото продукти;</w:t>
       </w:r>
     </w:p>
@@ -3329,7 +3566,6 @@
           <w:sz w:val="24"/>
           <w:szCs w:val="24"/>
         </w:rPr>
-        <w:lastRenderedPageBreak/>
         <w:t>информация за цени, срокове и параметри;</w:t>
       </w:r>
     </w:p>
@@ -4125,43 +4361,6 @@
     <w:p>
       <w:pPr>
         <w:spacing w:after="0" w:line="360" w:lineRule="auto"/>
-        <w:ind w:firstLine="709"/>
-        <w:jc w:val="both"/>
-        <w:rPr>
-          <w:rFonts w:ascii="Times New Roman" w:hAnsi="Times New Roman"/>
-          <w:sz w:val="24"/>
-          <w:szCs w:val="24"/>
-        </w:rPr>
-      </w:pPr>
-    </w:p>
-    <w:p>
-      <w:pPr>
-        <w:spacing w:after="0" w:line="360" w:lineRule="auto"/>
-        <w:ind w:firstLine="709"/>
-        <w:jc w:val="both"/>
-        <w:rPr>
-          <w:rFonts w:ascii="Times New Roman" w:hAnsi="Times New Roman"/>
-          <w:sz w:val="24"/>
-          <w:szCs w:val="24"/>
-        </w:rPr>
-      </w:pPr>
-    </w:p>
-    <w:p>
-      <w:pPr>
-        <w:spacing w:after="0" w:line="360" w:lineRule="auto"/>
-        <w:ind w:firstLine="709"/>
-        <w:jc w:val="both"/>
-        <w:rPr>
-          <w:rFonts w:ascii="Times New Roman" w:hAnsi="Times New Roman"/>
-          <w:sz w:val="24"/>
-          <w:szCs w:val="24"/>
-        </w:rPr>
-      </w:pPr>
-    </w:p>
-    <w:p>
-      <w:pPr>
-        <w:spacing w:after="0" w:line="360" w:lineRule="auto"/>
-        <w:ind w:firstLine="709"/>
         <w:jc w:val="both"/>
         <w:rPr>
           <w:rFonts w:ascii="Times New Roman" w:hAnsi="Times New Roman"/>
@@ -4185,9 +4384,11 @@
       <w:r>
         <w:rPr>
           <w:rFonts w:ascii="Times New Roman" w:hAnsi="Times New Roman"/>
+          <w:b/>
           <w:sz w:val="32"/>
           <w:szCs w:val="32"/>
         </w:rPr>
+        <w:lastRenderedPageBreak/>
         <w:t xml:space="preserve">2.2. </w:t>
       </w:r>
       <w:r>
@@ -4223,7 +4424,7 @@
           <w:noProof/>
           <w:sz w:val="24"/>
           <w:szCs w:val="24"/>
-          <w:lang w:eastAsia="bg-BG"/>
+          <w:lang w:val="en-US"/>
         </w:rPr>
         <w:drawing>
           <wp:inline distT="0" distB="0" distL="0" distR="0" wp14:anchorId="775B3DF7" wp14:editId="616AAB06">
@@ -4458,35 +4659,36 @@
           <w:sz w:val="24"/>
           <w:szCs w:val="24"/>
         </w:rPr>
+        <w:t>Нерегистриран потребител (гост)</w:t>
+      </w:r>
+      <w:r>
+        <w:rPr>
+          <w:rFonts w:ascii="Times New Roman" w:hAnsi="Times New Roman"/>
+          <w:sz w:val="24"/>
+          <w:szCs w:val="24"/>
+        </w:rPr>
+        <w:t xml:space="preserve"> – има ограничен достъп до сайта. Той може само да разглежда наличните продукти и услуги, но за да направи заявка или да използва допълнителни функции е необходимо да се регистрира или да влезе в системата.</w:t>
+      </w:r>
+    </w:p>
+    <w:p>
+      <w:pPr>
+        <w:spacing w:after="0" w:line="360" w:lineRule="auto"/>
+        <w:jc w:val="both"/>
+        <w:rPr>
+          <w:rFonts w:ascii="Times New Roman" w:hAnsi="Times New Roman"/>
+          <w:sz w:val="24"/>
+          <w:szCs w:val="24"/>
+        </w:rPr>
+      </w:pPr>
+      <w:bookmarkStart w:id="0" w:name="_GoBack"/>
+      <w:bookmarkEnd w:id="0"/>
+      <w:r>
+        <w:rPr>
+          <w:rFonts w:ascii="Times New Roman" w:hAnsi="Times New Roman"/>
+          <w:sz w:val="24"/>
+          <w:szCs w:val="24"/>
+        </w:rPr>
         <w:lastRenderedPageBreak/>
-        <w:t>Нерегистриран потребител (гост)</w:t>
-      </w:r>
-      <w:r>
-        <w:rPr>
-          <w:rFonts w:ascii="Times New Roman" w:hAnsi="Times New Roman"/>
-          <w:sz w:val="24"/>
-          <w:szCs w:val="24"/>
-        </w:rPr>
-        <w:t xml:space="preserve"> – има ограничен достъп до сайта. Той може само да разглежда наличните продукти и услуги, но за да направи заявка или да използва допълнителни функции е необходимо да се регистрира или да влезе в системата.</w:t>
-      </w:r>
-    </w:p>
-    <w:p>
-      <w:pPr>
-        <w:spacing w:after="0" w:line="360" w:lineRule="auto"/>
-        <w:ind w:firstLine="709"/>
-        <w:jc w:val="both"/>
-        <w:rPr>
-          <w:rFonts w:ascii="Times New Roman" w:hAnsi="Times New Roman"/>
-          <w:sz w:val="24"/>
-          <w:szCs w:val="24"/>
-        </w:rPr>
-      </w:pPr>
-      <w:r>
-        <w:rPr>
-          <w:rFonts w:ascii="Times New Roman" w:hAnsi="Times New Roman"/>
-          <w:sz w:val="24"/>
-          <w:szCs w:val="24"/>
-        </w:rPr>
         <w:t>Тези роли определят нивото на достъп и действията, които различните потребители могат да извършват в системата.</w:t>
       </w:r>
     </w:p>
@@ -4913,7 +5115,7 @@
           <w:noProof/>
           <w:sz w:val="24"/>
           <w:szCs w:val="24"/>
-          <w:lang w:eastAsia="bg-BG"/>
+          <w:lang w:val="en-US"/>
         </w:rPr>
         <w:lastRenderedPageBreak/>
         <w:drawing>
@@ -5980,7 +6182,7 @@
           <w:color w:val="000000"/>
           <w:sz w:val="24"/>
           <w:szCs w:val="24"/>
-          <w:lang w:eastAsia="bg-BG"/>
+          <w:lang w:val="en-US"/>
         </w:rPr>
         <w:lastRenderedPageBreak/>
         <w:drawing>
@@ -6240,7 +6442,7 @@
           <w:color w:val="000000"/>
           <w:sz w:val="24"/>
           <w:szCs w:val="24"/>
-          <w:lang w:eastAsia="bg-BG"/>
+          <w:lang w:val="en-US"/>
         </w:rPr>
         <w:lastRenderedPageBreak/>
         <w:drawing>
@@ -6553,7 +6755,7 @@
           <w:color w:val="000000"/>
           <w:sz w:val="24"/>
           <w:szCs w:val="24"/>
-          <w:lang w:eastAsia="bg-BG"/>
+          <w:lang w:val="en-US"/>
         </w:rPr>
         <w:lastRenderedPageBreak/>
         <w:drawing>
@@ -6982,7 +7184,7 @@
           <w:color w:val="000000"/>
           <w:sz w:val="24"/>
           <w:szCs w:val="24"/>
-          <w:lang w:eastAsia="bg-BG"/>
+          <w:lang w:val="en-US"/>
         </w:rPr>
         <w:drawing>
           <wp:inline distT="0" distB="0" distL="0" distR="0" wp14:anchorId="262D4093" wp14:editId="09B628DB">
@@ -9882,7 +10084,7 @@
 </file>
 
 <file path=word/endnotes.xml><?xml version="1.0" encoding="utf-8"?>
-<w:endnotes xmlns:wpc="http://schemas.microsoft.com/office/word/2010/wordprocessingCanvas" xmlns:cx="http://schemas.microsoft.com/office/drawing/2014/chartex" xmlns:cx1="http://schemas.microsoft.com/office/drawing/2015/9/8/chartex" xmlns:cx2="http://schemas.microsoft.com/office/drawing/2015/10/21/chartex" xmlns:cx3="http://schemas.microsoft.com/office/drawing/2016/5/9/chartex" xmlns:cx4="http://schemas.microsoft.com/office/drawing/2016/5/10/chartex" xmlns:cx5="http://schemas.microsoft.com/office/drawing/2016/5/11/chartex" xmlns:cx6="http://schemas.microsoft.com/office/drawing/2016/5/12/chartex" xmlns:cx7="http://schemas.microsoft.com/office/drawing/2016/5/13/chartex" xmlns:cx8="http://schemas.microsoft.com/office/drawing/2016/5/14/chartex" xmlns:mc="http://schemas.openxmlformats.org/markup-compatibility/2006" xmlns:aink="http://schemas.microsoft.com/office/drawing/2016/ink" xmlns:am3d="http://schemas.microsoft.com/office/drawing/2017/model3d" xmlns:o="urn:schemas-microsoft-com:office:office" xmlns:oel="http://schemas.microsoft.com/office/2019/extlst" xmlns:r="http://schemas.openxmlformats.org/officeDocument/2006/relationships" xmlns:m="http://schemas.openxmlformats.org/officeDocument/2006/math" xmlns:v="urn:schemas-microsoft-com:vml" xmlns:wp14="http://schemas.microsoft.com/office/word/2010/wordprocessingDrawing" xmlns:wp="http://schemas.openxmlformats.org/drawingml/2006/wordprocessingDrawing" xmlns:w10="urn:schemas-microsoft-com:office:word" xmlns:w="http://schemas.openxmlformats.org/wordprocessingml/2006/main" xmlns:w14="http://schemas.microsoft.com/office/word/2010/wordml" xmlns:w15="http://schemas.microsoft.com/office/word/2012/wordml" xmlns:w16cex="http://schemas.microsoft.com/office/word/2018/wordml/cex" xmlns:w16cid="http://schemas.microsoft.com/office/word/2016/wordml/cid" xmlns:w16="http://schemas.microsoft.com/office/word/2018/wordml" xmlns:w16du="http://schemas.microsoft.com/office/word/2023/wordml/word16du" xmlns:w16sdtdh="http://schemas.microsoft.com/office/word/2020/wordml/sdtdatahash" xmlns:w16sdtfl="http://schemas.microsoft.com/office/word/2024/wordml/sdtformatlock" xmlns:w16se="http://schemas.microsoft.com/office/word/2015/wordml/symex" xmlns:wpg="http://schemas.microsoft.com/office/word/2010/wordprocessingGroup" xmlns:wpi="http://schemas.microsoft.com/office/word/2010/wordprocessingInk" xmlns:wne="http://schemas.microsoft.com/office/word/2006/wordml" xmlns:wps="http://schemas.microsoft.com/office/word/2010/wordprocessingShape" mc:Ignorable="w14 w15 w16se w16cid w16 w16cex w16sdtdh w16sdtfl w16du wp14">
+<w:endnotes xmlns:wpc="http://schemas.microsoft.com/office/word/2010/wordprocessingCanvas" xmlns:cx="http://schemas.microsoft.com/office/drawing/2014/chartex" xmlns:cx1="http://schemas.microsoft.com/office/drawing/2015/9/8/chartex" xmlns:mc="http://schemas.openxmlformats.org/markup-compatibility/2006" xmlns:o="urn:schemas-microsoft-com:office:office" xmlns:r="http://schemas.openxmlformats.org/officeDocument/2006/relationships" xmlns:m="http://schemas.openxmlformats.org/officeDocument/2006/math" xmlns:v="urn:schemas-microsoft-com:vml" xmlns:wp14="http://schemas.microsoft.com/office/word/2010/wordprocessingDrawing" xmlns:wp="http://schemas.openxmlformats.org/drawingml/2006/wordprocessingDrawing" xmlns:w10="urn:schemas-microsoft-com:office:word" xmlns:w="http://schemas.openxmlformats.org/wordprocessingml/2006/main" xmlns:w14="http://schemas.microsoft.com/office/word/2010/wordml" xmlns:w15="http://schemas.microsoft.com/office/word/2012/wordml" xmlns:w16se="http://schemas.microsoft.com/office/word/2015/wordml/symex" xmlns:wpg="http://schemas.microsoft.com/office/word/2010/wordprocessingGroup" xmlns:wpi="http://schemas.microsoft.com/office/word/2010/wordprocessingInk" xmlns:wne="http://schemas.microsoft.com/office/word/2006/wordml" xmlns:wps="http://schemas.microsoft.com/office/word/2010/wordprocessingShape" mc:Ignorable="w14 w15 w16se wp14">
   <w:endnote w:type="separator" w:id="-1">
     <w:p>
       <w:pPr>
@@ -9907,7 +10109,7 @@
 </file>
 
 <file path=word/footer1.xml><?xml version="1.0" encoding="utf-8"?>
-<w:ftr xmlns:wpc="http://schemas.microsoft.com/office/word/2010/wordprocessingCanvas" xmlns:cx="http://schemas.microsoft.com/office/drawing/2014/chartex" xmlns:cx1="http://schemas.microsoft.com/office/drawing/2015/9/8/chartex" xmlns:cx2="http://schemas.microsoft.com/office/drawing/2015/10/21/chartex" xmlns:cx3="http://schemas.microsoft.com/office/drawing/2016/5/9/chartex" xmlns:cx4="http://schemas.microsoft.com/office/drawing/2016/5/10/chartex" xmlns:cx5="http://schemas.microsoft.com/office/drawing/2016/5/11/chartex" xmlns:cx6="http://schemas.microsoft.com/office/drawing/2016/5/12/chartex" xmlns:cx7="http://schemas.microsoft.com/office/drawing/2016/5/13/chartex" xmlns:cx8="http://schemas.microsoft.com/office/drawing/2016/5/14/chartex" xmlns:mc="http://schemas.openxmlformats.org/markup-compatibility/2006" xmlns:aink="http://schemas.microsoft.com/office/drawing/2016/ink" xmlns:am3d="http://schemas.microsoft.com/office/drawing/2017/model3d" xmlns:o="urn:schemas-microsoft-com:office:office" xmlns:oel="http://schemas.microsoft.com/office/2019/extlst" xmlns:r="http://schemas.openxmlformats.org/officeDocument/2006/relationships" xmlns:m="http://schemas.openxmlformats.org/officeDocument/2006/math" xmlns:v="urn:schemas-microsoft-com:vml" xmlns:wp14="http://schemas.microsoft.com/office/word/2010/wordprocessingDrawing" xmlns:wp="http://schemas.openxmlformats.org/drawingml/2006/wordprocessingDrawing" xmlns:w10="urn:schemas-microsoft-com:office:word" xmlns:w="http://schemas.openxmlformats.org/wordprocessingml/2006/main" xmlns:w14="http://schemas.microsoft.com/office/word/2010/wordml" xmlns:w15="http://schemas.microsoft.com/office/word/2012/wordml" xmlns:w16cex="http://schemas.microsoft.com/office/word/2018/wordml/cex" xmlns:w16cid="http://schemas.microsoft.com/office/word/2016/wordml/cid" xmlns:w16="http://schemas.microsoft.com/office/word/2018/wordml" xmlns:w16du="http://schemas.microsoft.com/office/word/2023/wordml/word16du" xmlns:w16sdtdh="http://schemas.microsoft.com/office/word/2020/wordml/sdtdatahash" xmlns:w16sdtfl="http://schemas.microsoft.com/office/word/2024/wordml/sdtformatlock" xmlns:w16se="http://schemas.microsoft.com/office/word/2015/wordml/symex" xmlns:wpg="http://schemas.microsoft.com/office/word/2010/wordprocessingGroup" xmlns:wpi="http://schemas.microsoft.com/office/word/2010/wordprocessingInk" xmlns:wne="http://schemas.microsoft.com/office/word/2006/wordml" xmlns:wps="http://schemas.microsoft.com/office/word/2010/wordprocessingShape" mc:Ignorable="w14 w15 w16se w16cid w16 w16cex w16sdtdh w16sdtfl w16du wp14">
+<w:ftr xmlns:wpc="http://schemas.microsoft.com/office/word/2010/wordprocessingCanvas" xmlns:cx="http://schemas.microsoft.com/office/drawing/2014/chartex" xmlns:cx1="http://schemas.microsoft.com/office/drawing/2015/9/8/chartex" xmlns:mc="http://schemas.openxmlformats.org/markup-compatibility/2006" xmlns:o="urn:schemas-microsoft-com:office:office" xmlns:r="http://schemas.openxmlformats.org/officeDocument/2006/relationships" xmlns:m="http://schemas.openxmlformats.org/officeDocument/2006/math" xmlns:v="urn:schemas-microsoft-com:vml" xmlns:wp14="http://schemas.microsoft.com/office/word/2010/wordprocessingDrawing" xmlns:wp="http://schemas.openxmlformats.org/drawingml/2006/wordprocessingDrawing" xmlns:w10="urn:schemas-microsoft-com:office:word" xmlns:w="http://schemas.openxmlformats.org/wordprocessingml/2006/main" xmlns:w14="http://schemas.microsoft.com/office/word/2010/wordml" xmlns:w15="http://schemas.microsoft.com/office/word/2012/wordml" xmlns:w16se="http://schemas.microsoft.com/office/word/2015/wordml/symex" xmlns:wpg="http://schemas.microsoft.com/office/word/2010/wordprocessingGroup" xmlns:wpi="http://schemas.microsoft.com/office/word/2010/wordprocessingInk" xmlns:wne="http://schemas.microsoft.com/office/word/2006/wordml" xmlns:wps="http://schemas.microsoft.com/office/word/2010/wordprocessingShape" mc:Ignorable="w14 w15 w16se wp14">
   <w:sdt>
     <w:sdtPr>
       <w:id w:val="-1627301959"/>
@@ -9953,7 +10155,7 @@
             <w:rFonts w:ascii="Times New Roman" w:hAnsi="Times New Roman"/>
             <w:noProof/>
           </w:rPr>
-          <w:t>15</w:t>
+          <w:t>23</w:t>
         </w:r>
         <w:r>
           <w:rPr>
@@ -9973,7 +10175,7 @@
 </file>
 
 <file path=word/footer2.xml><?xml version="1.0" encoding="utf-8"?>
-<w:ftr xmlns:wpc="http://schemas.microsoft.com/office/word/2010/wordprocessingCanvas" xmlns:cx="http://schemas.microsoft.com/office/drawing/2014/chartex" xmlns:cx1="http://schemas.microsoft.com/office/drawing/2015/9/8/chartex" xmlns:cx2="http://schemas.microsoft.com/office/drawing/2015/10/21/chartex" xmlns:cx3="http://schemas.microsoft.com/office/drawing/2016/5/9/chartex" xmlns:cx4="http://schemas.microsoft.com/office/drawing/2016/5/10/chartex" xmlns:cx5="http://schemas.microsoft.com/office/drawing/2016/5/11/chartex" xmlns:cx6="http://schemas.microsoft.com/office/drawing/2016/5/12/chartex" xmlns:cx7="http://schemas.microsoft.com/office/drawing/2016/5/13/chartex" xmlns:cx8="http://schemas.microsoft.com/office/drawing/2016/5/14/chartex" xmlns:mc="http://schemas.openxmlformats.org/markup-compatibility/2006" xmlns:aink="http://schemas.microsoft.com/office/drawing/2016/ink" xmlns:am3d="http://schemas.microsoft.com/office/drawing/2017/model3d" xmlns:o="urn:schemas-microsoft-com:office:office" xmlns:oel="http://schemas.microsoft.com/office/2019/extlst" xmlns:r="http://schemas.openxmlformats.org/officeDocument/2006/relationships" xmlns:m="http://schemas.openxmlformats.org/officeDocument/2006/math" xmlns:v="urn:schemas-microsoft-com:vml" xmlns:wp14="http://schemas.microsoft.com/office/word/2010/wordprocessingDrawing" xmlns:wp="http://schemas.openxmlformats.org/drawingml/2006/wordprocessingDrawing" xmlns:w10="urn:schemas-microsoft-com:office:word" xmlns:w="http://schemas.openxmlformats.org/wordprocessingml/2006/main" xmlns:w14="http://schemas.microsoft.com/office/word/2010/wordml" xmlns:w15="http://schemas.microsoft.com/office/word/2012/wordml" xmlns:w16cex="http://schemas.microsoft.com/office/word/2018/wordml/cex" xmlns:w16cid="http://schemas.microsoft.com/office/word/2016/wordml/cid" xmlns:w16="http://schemas.microsoft.com/office/word/2018/wordml" xmlns:w16du="http://schemas.microsoft.com/office/word/2023/wordml/word16du" xmlns:w16sdtdh="http://schemas.microsoft.com/office/word/2020/wordml/sdtdatahash" xmlns:w16sdtfl="http://schemas.microsoft.com/office/word/2024/wordml/sdtformatlock" xmlns:w16se="http://schemas.microsoft.com/office/word/2015/wordml/symex" xmlns:wpg="http://schemas.microsoft.com/office/word/2010/wordprocessingGroup" xmlns:wpi="http://schemas.microsoft.com/office/word/2010/wordprocessingInk" xmlns:wne="http://schemas.microsoft.com/office/word/2006/wordml" xmlns:wps="http://schemas.microsoft.com/office/word/2010/wordprocessingShape" mc:Ignorable="w14 w15 w16se w16cid w16 w16cex w16sdtdh w16sdtfl w16du wp14">
+<w:ftr xmlns:wpc="http://schemas.microsoft.com/office/word/2010/wordprocessingCanvas" xmlns:cx="http://schemas.microsoft.com/office/drawing/2014/chartex" xmlns:cx1="http://schemas.microsoft.com/office/drawing/2015/9/8/chartex" xmlns:mc="http://schemas.openxmlformats.org/markup-compatibility/2006" xmlns:o="urn:schemas-microsoft-com:office:office" xmlns:r="http://schemas.openxmlformats.org/officeDocument/2006/relationships" xmlns:m="http://schemas.openxmlformats.org/officeDocument/2006/math" xmlns:v="urn:schemas-microsoft-com:vml" xmlns:wp14="http://schemas.microsoft.com/office/word/2010/wordprocessingDrawing" xmlns:wp="http://schemas.openxmlformats.org/drawingml/2006/wordprocessingDrawing" xmlns:w10="urn:schemas-microsoft-com:office:word" xmlns:w="http://schemas.openxmlformats.org/wordprocessingml/2006/main" xmlns:w14="http://schemas.microsoft.com/office/word/2010/wordml" xmlns:w15="http://schemas.microsoft.com/office/word/2012/wordml" xmlns:w16se="http://schemas.microsoft.com/office/word/2015/wordml/symex" xmlns:wpg="http://schemas.microsoft.com/office/word/2010/wordprocessingGroup" xmlns:wpi="http://schemas.microsoft.com/office/word/2010/wordprocessingInk" xmlns:wne="http://schemas.microsoft.com/office/word/2006/wordml" xmlns:wps="http://schemas.microsoft.com/office/word/2010/wordprocessingShape" mc:Ignorable="w14 w15 w16se wp14">
   <w:sdt>
     <w:sdtPr>
       <w:id w:val="-1113897058"/>
@@ -10029,7 +10231,7 @@
 </file>
 
 <file path=word/footnotes.xml><?xml version="1.0" encoding="utf-8"?>
-<w:footnotes xmlns:wpc="http://schemas.microsoft.com/office/word/2010/wordprocessingCanvas" xmlns:cx="http://schemas.microsoft.com/office/drawing/2014/chartex" xmlns:cx1="http://schemas.microsoft.com/office/drawing/2015/9/8/chartex" xmlns:cx2="http://schemas.microsoft.com/office/drawing/2015/10/21/chartex" xmlns:cx3="http://schemas.microsoft.com/office/drawing/2016/5/9/chartex" xmlns:cx4="http://schemas.microsoft.com/office/drawing/2016/5/10/chartex" xmlns:cx5="http://schemas.microsoft.com/office/drawing/2016/5/11/chartex" xmlns:cx6="http://schemas.microsoft.com/office/drawing/2016/5/12/chartex" xmlns:cx7="http://schemas.microsoft.com/office/drawing/2016/5/13/chartex" xmlns:cx8="http://schemas.microsoft.com/office/drawing/2016/5/14/chartex" xmlns:mc="http://schemas.openxmlformats.org/markup-compatibility/2006" xmlns:aink="http://schemas.microsoft.com/office/drawing/2016/ink" xmlns:am3d="http://schemas.microsoft.com/office/drawing/2017/model3d" xmlns:o="urn:schemas-microsoft-com:office:office" xmlns:oel="http://schemas.microsoft.com/office/2019/extlst" xmlns:r="http://schemas.openxmlformats.org/officeDocument/2006/relationships" xmlns:m="http://schemas.openxmlformats.org/officeDocument/2006/math" xmlns:v="urn:schemas-microsoft-com:vml" xmlns:wp14="http://schemas.microsoft.com/office/word/2010/wordprocessingDrawing" xmlns:wp="http://schemas.openxmlformats.org/drawingml/2006/wordprocessingDrawing" xmlns:w10="urn:schemas-microsoft-com:office:word" xmlns:w="http://schemas.openxmlformats.org/wordprocessingml/2006/main" xmlns:w14="http://schemas.microsoft.com/office/word/2010/wordml" xmlns:w15="http://schemas.microsoft.com/office/word/2012/wordml" xmlns:w16cex="http://schemas.microsoft.com/office/word/2018/wordml/cex" xmlns:w16cid="http://schemas.microsoft.com/office/word/2016/wordml/cid" xmlns:w16="http://schemas.microsoft.com/office/word/2018/wordml" xmlns:w16du="http://schemas.microsoft.com/office/word/2023/wordml/word16du" xmlns:w16sdtdh="http://schemas.microsoft.com/office/word/2020/wordml/sdtdatahash" xmlns:w16sdtfl="http://schemas.microsoft.com/office/word/2024/wordml/sdtformatlock" xmlns:w16se="http://schemas.microsoft.com/office/word/2015/wordml/symex" xmlns:wpg="http://schemas.microsoft.com/office/word/2010/wordprocessingGroup" xmlns:wpi="http://schemas.microsoft.com/office/word/2010/wordprocessingInk" xmlns:wne="http://schemas.microsoft.com/office/word/2006/wordml" xmlns:wps="http://schemas.microsoft.com/office/word/2010/wordprocessingShape" mc:Ignorable="w14 w15 w16se w16cid w16 w16cex w16sdtdh w16sdtfl w16du wp14">
+<w:footnotes xmlns:wpc="http://schemas.microsoft.com/office/word/2010/wordprocessingCanvas" xmlns:cx="http://schemas.microsoft.com/office/drawing/2014/chartex" xmlns:cx1="http://schemas.microsoft.com/office/drawing/2015/9/8/chartex" xmlns:mc="http://schemas.openxmlformats.org/markup-compatibility/2006" xmlns:o="urn:schemas-microsoft-com:office:office" xmlns:r="http://schemas.openxmlformats.org/officeDocument/2006/relationships" xmlns:m="http://schemas.openxmlformats.org/officeDocument/2006/math" xmlns:v="urn:schemas-microsoft-com:vml" xmlns:wp14="http://schemas.microsoft.com/office/word/2010/wordprocessingDrawing" xmlns:wp="http://schemas.openxmlformats.org/drawingml/2006/wordprocessingDrawing" xmlns:w10="urn:schemas-microsoft-com:office:word" xmlns:w="http://schemas.openxmlformats.org/wordprocessingml/2006/main" xmlns:w14="http://schemas.microsoft.com/office/word/2010/wordml" xmlns:w15="http://schemas.microsoft.com/office/word/2012/wordml" xmlns:w16se="http://schemas.microsoft.com/office/word/2015/wordml/symex" xmlns:wpg="http://schemas.microsoft.com/office/word/2010/wordprocessingGroup" xmlns:wpi="http://schemas.microsoft.com/office/word/2010/wordprocessingInk" xmlns:wne="http://schemas.microsoft.com/office/word/2006/wordml" xmlns:wps="http://schemas.microsoft.com/office/word/2010/wordprocessingShape" mc:Ignorable="w14 w15 w16se wp14">
   <w:footnote w:type="separator" w:id="-1">
     <w:p>
       <w:pPr>
@@ -10054,7 +10256,7 @@
 </file>
 
 <file path=word/numbering.xml><?xml version="1.0" encoding="utf-8"?>
-<w:numbering xmlns:wpc="http://schemas.microsoft.com/office/word/2010/wordprocessingCanvas" xmlns:cx="http://schemas.microsoft.com/office/drawing/2014/chartex" xmlns:cx1="http://schemas.microsoft.com/office/drawing/2015/9/8/chartex" xmlns:cx2="http://schemas.microsoft.com/office/drawing/2015/10/21/chartex" xmlns:cx3="http://schemas.microsoft.com/office/drawing/2016/5/9/chartex" xmlns:cx4="http://schemas.microsoft.com/office/drawing/2016/5/10/chartex" xmlns:cx5="http://schemas.microsoft.com/office/drawing/2016/5/11/chartex" xmlns:cx6="http://schemas.microsoft.com/office/drawing/2016/5/12/chartex" xmlns:cx7="http://schemas.microsoft.com/office/drawing/2016/5/13/chartex" xmlns:cx8="http://schemas.microsoft.com/office/drawing/2016/5/14/chartex" xmlns:mc="http://schemas.openxmlformats.org/markup-compatibility/2006" xmlns:aink="http://schemas.microsoft.com/office/drawing/2016/ink" xmlns:am3d="http://schemas.microsoft.com/office/drawing/2017/model3d" xmlns:o="urn:schemas-microsoft-com:office:office" xmlns:oel="http://schemas.microsoft.com/office/2019/extlst" xmlns:r="http://schemas.openxmlformats.org/officeDocument/2006/relationships" xmlns:m="http://schemas.openxmlformats.org/officeDocument/2006/math" xmlns:v="urn:schemas-microsoft-com:vml" xmlns:wp14="http://schemas.microsoft.com/office/word/2010/wordprocessingDrawing" xmlns:wp="http://schemas.openxmlformats.org/drawingml/2006/wordprocessingDrawing" xmlns:w10="urn:schemas-microsoft-com:office:word" xmlns:w="http://schemas.openxmlformats.org/wordprocessingml/2006/main" xmlns:w14="http://schemas.microsoft.com/office/word/2010/wordml" xmlns:w15="http://schemas.microsoft.com/office/word/2012/wordml" xmlns:w16cex="http://schemas.microsoft.com/office/word/2018/wordml/cex" xmlns:w16cid="http://schemas.microsoft.com/office/word/2016/wordml/cid" xmlns:w16="http://schemas.microsoft.com/office/word/2018/wordml" xmlns:w16du="http://schemas.microsoft.com/office/word/2023/wordml/word16du" xmlns:w16sdtdh="http://schemas.microsoft.com/office/word/2020/wordml/sdtdatahash" xmlns:w16sdtfl="http://schemas.microsoft.com/office/word/2024/wordml/sdtformatlock" xmlns:w16se="http://schemas.microsoft.com/office/word/2015/wordml/symex" xmlns:wpg="http://schemas.microsoft.com/office/word/2010/wordprocessingGroup" xmlns:wpi="http://schemas.microsoft.com/office/word/2010/wordprocessingInk" xmlns:wne="http://schemas.microsoft.com/office/word/2006/wordml" xmlns:wps="http://schemas.microsoft.com/office/word/2010/wordprocessingShape" mc:Ignorable="w14 w15 w16se w16cid w16 w16cex w16sdtdh w16sdtfl w16du wp14">
+<w:numbering xmlns:wpc="http://schemas.microsoft.com/office/word/2010/wordprocessingCanvas" xmlns:cx="http://schemas.microsoft.com/office/drawing/2014/chartex" xmlns:cx1="http://schemas.microsoft.com/office/drawing/2015/9/8/chartex" xmlns:mc="http://schemas.openxmlformats.org/markup-compatibility/2006" xmlns:o="urn:schemas-microsoft-com:office:office" xmlns:r="http://schemas.openxmlformats.org/officeDocument/2006/relationships" xmlns:m="http://schemas.openxmlformats.org/officeDocument/2006/math" xmlns:v="urn:schemas-microsoft-com:vml" xmlns:wp14="http://schemas.microsoft.com/office/word/2010/wordprocessingDrawing" xmlns:wp="http://schemas.openxmlformats.org/drawingml/2006/wordprocessingDrawing" xmlns:w10="urn:schemas-microsoft-com:office:word" xmlns:w="http://schemas.openxmlformats.org/wordprocessingml/2006/main" xmlns:w14="http://schemas.microsoft.com/office/word/2010/wordml" xmlns:w15="http://schemas.microsoft.com/office/word/2012/wordml" xmlns:w16se="http://schemas.microsoft.com/office/word/2015/wordml/symex" xmlns:wpg="http://schemas.microsoft.com/office/word/2010/wordprocessingGroup" xmlns:wpi="http://schemas.microsoft.com/office/word/2010/wordprocessingInk" xmlns:wne="http://schemas.microsoft.com/office/word/2006/wordml" xmlns:wps="http://schemas.microsoft.com/office/word/2010/wordprocessingShape" mc:Ignorable="w14 w15 w16se wp14">
   <w:abstractNum w:abstractNumId="0" w15:restartNumberingAfterBreak="0">
     <w:nsid w:val="015E23E8"/>
     <w:multiLevelType w:val="multilevel"/>
@@ -11212,6 +11414,119 @@
     </w:lvl>
   </w:abstractNum>
   <w:abstractNum w:abstractNumId="8" w15:restartNumberingAfterBreak="0">
+    <w:nsid w:val="21DD501F"/>
+    <w:multiLevelType w:val="hybridMultilevel"/>
+    <w:tmpl w:val="DF4A9F3C"/>
+    <w:lvl w:ilvl="0" w:tplc="04090001">
+      <w:start w:val="1"/>
+      <w:numFmt w:val="bullet"/>
+      <w:lvlText w:val=""/>
+      <w:lvlJc w:val="left"/>
+      <w:pPr>
+        <w:ind w:left="720" w:hanging="360"/>
+      </w:pPr>
+      <w:rPr>
+        <w:rFonts w:ascii="Symbol" w:hAnsi="Symbol" w:hint="default"/>
+      </w:rPr>
+    </w:lvl>
+    <w:lvl w:ilvl="1" w:tplc="04090003" w:tentative="1">
+      <w:start w:val="1"/>
+      <w:numFmt w:val="bullet"/>
+      <w:lvlText w:val="o"/>
+      <w:lvlJc w:val="left"/>
+      <w:pPr>
+        <w:ind w:left="1440" w:hanging="360"/>
+      </w:pPr>
+      <w:rPr>
+        <w:rFonts w:ascii="Courier New" w:hAnsi="Courier New" w:cs="Courier New" w:hint="default"/>
+      </w:rPr>
+    </w:lvl>
+    <w:lvl w:ilvl="2" w:tplc="04090005" w:tentative="1">
+      <w:start w:val="1"/>
+      <w:numFmt w:val="bullet"/>
+      <w:lvlText w:val=""/>
+      <w:lvlJc w:val="left"/>
+      <w:pPr>
+        <w:ind w:left="2160" w:hanging="360"/>
+      </w:pPr>
+      <w:rPr>
+        <w:rFonts w:ascii="Wingdings" w:hAnsi="Wingdings" w:hint="default"/>
+      </w:rPr>
+    </w:lvl>
+    <w:lvl w:ilvl="3" w:tplc="04090001" w:tentative="1">
+      <w:start w:val="1"/>
+      <w:numFmt w:val="bullet"/>
+      <w:lvlText w:val=""/>
+      <w:lvlJc w:val="left"/>
+      <w:pPr>
+        <w:ind w:left="2880" w:hanging="360"/>
+      </w:pPr>
+      <w:rPr>
+        <w:rFonts w:ascii="Symbol" w:hAnsi="Symbol" w:hint="default"/>
+      </w:rPr>
+    </w:lvl>
+    <w:lvl w:ilvl="4" w:tplc="04090003" w:tentative="1">
+      <w:start w:val="1"/>
+      <w:numFmt w:val="bullet"/>
+      <w:lvlText w:val="o"/>
+      <w:lvlJc w:val="left"/>
+      <w:pPr>
+        <w:ind w:left="3600" w:hanging="360"/>
+      </w:pPr>
+      <w:rPr>
+        <w:rFonts w:ascii="Courier New" w:hAnsi="Courier New" w:cs="Courier New" w:hint="default"/>
+      </w:rPr>
+    </w:lvl>
+    <w:lvl w:ilvl="5" w:tplc="04090005" w:tentative="1">
+      <w:start w:val="1"/>
+      <w:numFmt w:val="bullet"/>
+      <w:lvlText w:val=""/>
+      <w:lvlJc w:val="left"/>
+      <w:pPr>
+        <w:ind w:left="4320" w:hanging="360"/>
+      </w:pPr>
+      <w:rPr>
+        <w:rFonts w:ascii="Wingdings" w:hAnsi="Wingdings" w:hint="default"/>
+      </w:rPr>
+    </w:lvl>
+    <w:lvl w:ilvl="6" w:tplc="04090001" w:tentative="1">
+      <w:start w:val="1"/>
+      <w:numFmt w:val="bullet"/>
+      <w:lvlText w:val=""/>
+      <w:lvlJc w:val="left"/>
+      <w:pPr>
+        <w:ind w:left="5040" w:hanging="360"/>
+      </w:pPr>
+      <w:rPr>
+        <w:rFonts w:ascii="Symbol" w:hAnsi="Symbol" w:hint="default"/>
+      </w:rPr>
+    </w:lvl>
+    <w:lvl w:ilvl="7" w:tplc="04090003" w:tentative="1">
+      <w:start w:val="1"/>
+      <w:numFmt w:val="bullet"/>
+      <w:lvlText w:val="o"/>
+      <w:lvlJc w:val="left"/>
+      <w:pPr>
+        <w:ind w:left="5760" w:hanging="360"/>
+      </w:pPr>
+      <w:rPr>
+        <w:rFonts w:ascii="Courier New" w:hAnsi="Courier New" w:cs="Courier New" w:hint="default"/>
+      </w:rPr>
+    </w:lvl>
+    <w:lvl w:ilvl="8" w:tplc="04090005" w:tentative="1">
+      <w:start w:val="1"/>
+      <w:numFmt w:val="bullet"/>
+      <w:lvlText w:val=""/>
+      <w:lvlJc w:val="left"/>
+      <w:pPr>
+        <w:ind w:left="6480" w:hanging="360"/>
+      </w:pPr>
+      <w:rPr>
+        <w:rFonts w:ascii="Wingdings" w:hAnsi="Wingdings" w:hint="default"/>
+      </w:rPr>
+    </w:lvl>
+  </w:abstractNum>
+  <w:abstractNum w:abstractNumId="9" w15:restartNumberingAfterBreak="0">
     <w:nsid w:val="24FA405A"/>
     <w:multiLevelType w:val="multilevel"/>
     <w:tmpl w:val="19926BC2"/>
@@ -11360,7 +11675,7 @@
       </w:rPr>
     </w:lvl>
   </w:abstractNum>
-  <w:abstractNum w:abstractNumId="9" w15:restartNumberingAfterBreak="0">
+  <w:abstractNum w:abstractNumId="10" w15:restartNumberingAfterBreak="0">
     <w:nsid w:val="28980FD9"/>
     <w:multiLevelType w:val="multilevel"/>
     <w:tmpl w:val="63460314"/>
@@ -11509,7 +11824,7 @@
       </w:rPr>
     </w:lvl>
   </w:abstractNum>
-  <w:abstractNum w:abstractNumId="10" w15:restartNumberingAfterBreak="0">
+  <w:abstractNum w:abstractNumId="11" w15:restartNumberingAfterBreak="0">
     <w:nsid w:val="2DDC0108"/>
     <w:multiLevelType w:val="multilevel"/>
     <w:tmpl w:val="761203EA"/>
@@ -11622,7 +11937,7 @@
       </w:rPr>
     </w:lvl>
   </w:abstractNum>
-  <w:abstractNum w:abstractNumId="11" w15:restartNumberingAfterBreak="0">
+  <w:abstractNum w:abstractNumId="12" w15:restartNumberingAfterBreak="0">
     <w:nsid w:val="2FDB2E5A"/>
     <w:multiLevelType w:val="multilevel"/>
     <w:tmpl w:val="E1AE71A2"/>
@@ -11771,7 +12086,7 @@
       </w:rPr>
     </w:lvl>
   </w:abstractNum>
-  <w:abstractNum w:abstractNumId="12" w15:restartNumberingAfterBreak="0">
+  <w:abstractNum w:abstractNumId="13" w15:restartNumberingAfterBreak="0">
     <w:nsid w:val="3AE22471"/>
     <w:multiLevelType w:val="multilevel"/>
     <w:tmpl w:val="6D82B67E"/>
@@ -11920,7 +12235,7 @@
       </w:rPr>
     </w:lvl>
   </w:abstractNum>
-  <w:abstractNum w:abstractNumId="13" w15:restartNumberingAfterBreak="0">
+  <w:abstractNum w:abstractNumId="14" w15:restartNumberingAfterBreak="0">
     <w:nsid w:val="3B1C702A"/>
     <w:multiLevelType w:val="multilevel"/>
     <w:tmpl w:val="87C2AA18"/>
@@ -12069,7 +12384,7 @@
       </w:rPr>
     </w:lvl>
   </w:abstractNum>
-  <w:abstractNum w:abstractNumId="14" w15:restartNumberingAfterBreak="0">
+  <w:abstractNum w:abstractNumId="15" w15:restartNumberingAfterBreak="0">
     <w:nsid w:val="45464585"/>
     <w:multiLevelType w:val="multilevel"/>
     <w:tmpl w:val="A0E88C4E"/>
@@ -12218,7 +12533,7 @@
       </w:rPr>
     </w:lvl>
   </w:abstractNum>
-  <w:abstractNum w:abstractNumId="15" w15:restartNumberingAfterBreak="0">
+  <w:abstractNum w:abstractNumId="16" w15:restartNumberingAfterBreak="0">
     <w:nsid w:val="46433E7B"/>
     <w:multiLevelType w:val="multilevel"/>
     <w:tmpl w:val="58F04AEE"/>
@@ -12367,7 +12682,7 @@
       </w:rPr>
     </w:lvl>
   </w:abstractNum>
-  <w:abstractNum w:abstractNumId="16" w15:restartNumberingAfterBreak="0">
+  <w:abstractNum w:abstractNumId="17" w15:restartNumberingAfterBreak="0">
     <w:nsid w:val="48AC3642"/>
     <w:multiLevelType w:val="multilevel"/>
     <w:tmpl w:val="821864A4"/>
@@ -12480,7 +12795,7 @@
       </w:rPr>
     </w:lvl>
   </w:abstractNum>
-  <w:abstractNum w:abstractNumId="17" w15:restartNumberingAfterBreak="0">
+  <w:abstractNum w:abstractNumId="18" w15:restartNumberingAfterBreak="0">
     <w:nsid w:val="543D6F78"/>
     <w:multiLevelType w:val="multilevel"/>
     <w:tmpl w:val="308AA00A"/>
@@ -12593,7 +12908,7 @@
       </w:rPr>
     </w:lvl>
   </w:abstractNum>
-  <w:abstractNum w:abstractNumId="18" w15:restartNumberingAfterBreak="0">
+  <w:abstractNum w:abstractNumId="19" w15:restartNumberingAfterBreak="0">
     <w:nsid w:val="57674611"/>
     <w:multiLevelType w:val="multilevel"/>
     <w:tmpl w:val="663EE200"/>
@@ -12742,7 +13057,7 @@
       </w:rPr>
     </w:lvl>
   </w:abstractNum>
-  <w:abstractNum w:abstractNumId="19" w15:restartNumberingAfterBreak="0">
+  <w:abstractNum w:abstractNumId="20" w15:restartNumberingAfterBreak="0">
     <w:nsid w:val="58ED4A16"/>
     <w:multiLevelType w:val="multilevel"/>
     <w:tmpl w:val="E83A7EA6"/>
@@ -12891,7 +13206,7 @@
       </w:rPr>
     </w:lvl>
   </w:abstractNum>
-  <w:abstractNum w:abstractNumId="20" w15:restartNumberingAfterBreak="0">
+  <w:abstractNum w:abstractNumId="21" w15:restartNumberingAfterBreak="0">
     <w:nsid w:val="5DC17273"/>
     <w:multiLevelType w:val="multilevel"/>
     <w:tmpl w:val="D6D66068"/>
@@ -13004,7 +13319,7 @@
       </w:rPr>
     </w:lvl>
   </w:abstractNum>
-  <w:abstractNum w:abstractNumId="21" w15:restartNumberingAfterBreak="0">
+  <w:abstractNum w:abstractNumId="22" w15:restartNumberingAfterBreak="0">
     <w:nsid w:val="61FC4DC3"/>
     <w:multiLevelType w:val="multilevel"/>
     <w:tmpl w:val="F10AA5EE"/>
@@ -13153,7 +13468,120 @@
       </w:rPr>
     </w:lvl>
   </w:abstractNum>
-  <w:abstractNum w:abstractNumId="22" w15:restartNumberingAfterBreak="0">
+  <w:abstractNum w:abstractNumId="23" w15:restartNumberingAfterBreak="0">
+    <w:nsid w:val="6372688F"/>
+    <w:multiLevelType w:val="hybridMultilevel"/>
+    <w:tmpl w:val="29A037D2"/>
+    <w:lvl w:ilvl="0" w:tplc="04090001">
+      <w:start w:val="1"/>
+      <w:numFmt w:val="bullet"/>
+      <w:lvlText w:val=""/>
+      <w:lvlJc w:val="left"/>
+      <w:pPr>
+        <w:ind w:left="1440" w:hanging="360"/>
+      </w:pPr>
+      <w:rPr>
+        <w:rFonts w:ascii="Symbol" w:hAnsi="Symbol" w:hint="default"/>
+      </w:rPr>
+    </w:lvl>
+    <w:lvl w:ilvl="1" w:tplc="04090003" w:tentative="1">
+      <w:start w:val="1"/>
+      <w:numFmt w:val="bullet"/>
+      <w:lvlText w:val="o"/>
+      <w:lvlJc w:val="left"/>
+      <w:pPr>
+        <w:ind w:left="2160" w:hanging="360"/>
+      </w:pPr>
+      <w:rPr>
+        <w:rFonts w:ascii="Courier New" w:hAnsi="Courier New" w:cs="Courier New" w:hint="default"/>
+      </w:rPr>
+    </w:lvl>
+    <w:lvl w:ilvl="2" w:tplc="04090005" w:tentative="1">
+      <w:start w:val="1"/>
+      <w:numFmt w:val="bullet"/>
+      <w:lvlText w:val=""/>
+      <w:lvlJc w:val="left"/>
+      <w:pPr>
+        <w:ind w:left="2880" w:hanging="360"/>
+      </w:pPr>
+      <w:rPr>
+        <w:rFonts w:ascii="Wingdings" w:hAnsi="Wingdings" w:hint="default"/>
+      </w:rPr>
+    </w:lvl>
+    <w:lvl w:ilvl="3" w:tplc="04090001" w:tentative="1">
+      <w:start w:val="1"/>
+      <w:numFmt w:val="bullet"/>
+      <w:lvlText w:val=""/>
+      <w:lvlJc w:val="left"/>
+      <w:pPr>
+        <w:ind w:left="3600" w:hanging="360"/>
+      </w:pPr>
+      <w:rPr>
+        <w:rFonts w:ascii="Symbol" w:hAnsi="Symbol" w:hint="default"/>
+      </w:rPr>
+    </w:lvl>
+    <w:lvl w:ilvl="4" w:tplc="04090003" w:tentative="1">
+      <w:start w:val="1"/>
+      <w:numFmt w:val="bullet"/>
+      <w:lvlText w:val="o"/>
+      <w:lvlJc w:val="left"/>
+      <w:pPr>
+        <w:ind w:left="4320" w:hanging="360"/>
+      </w:pPr>
+      <w:rPr>
+        <w:rFonts w:ascii="Courier New" w:hAnsi="Courier New" w:cs="Courier New" w:hint="default"/>
+      </w:rPr>
+    </w:lvl>
+    <w:lvl w:ilvl="5" w:tplc="04090005" w:tentative="1">
+      <w:start w:val="1"/>
+      <w:numFmt w:val="bullet"/>
+      <w:lvlText w:val=""/>
+      <w:lvlJc w:val="left"/>
+      <w:pPr>
+        <w:ind w:left="5040" w:hanging="360"/>
+      </w:pPr>
+      <w:rPr>
+        <w:rFonts w:ascii="Wingdings" w:hAnsi="Wingdings" w:hint="default"/>
+      </w:rPr>
+    </w:lvl>
+    <w:lvl w:ilvl="6" w:tplc="04090001" w:tentative="1">
+      <w:start w:val="1"/>
+      <w:numFmt w:val="bullet"/>
+      <w:lvlText w:val=""/>
+      <w:lvlJc w:val="left"/>
+      <w:pPr>
+        <w:ind w:left="5760" w:hanging="360"/>
+      </w:pPr>
+      <w:rPr>
+        <w:rFonts w:ascii="Symbol" w:hAnsi="Symbol" w:hint="default"/>
+      </w:rPr>
+    </w:lvl>
+    <w:lvl w:ilvl="7" w:tplc="04090003" w:tentative="1">
+      <w:start w:val="1"/>
+      <w:numFmt w:val="bullet"/>
+      <w:lvlText w:val="o"/>
+      <w:lvlJc w:val="left"/>
+      <w:pPr>
+        <w:ind w:left="6480" w:hanging="360"/>
+      </w:pPr>
+      <w:rPr>
+        <w:rFonts w:ascii="Courier New" w:hAnsi="Courier New" w:cs="Courier New" w:hint="default"/>
+      </w:rPr>
+    </w:lvl>
+    <w:lvl w:ilvl="8" w:tplc="04090005" w:tentative="1">
+      <w:start w:val="1"/>
+      <w:numFmt w:val="bullet"/>
+      <w:lvlText w:val=""/>
+      <w:lvlJc w:val="left"/>
+      <w:pPr>
+        <w:ind w:left="7200" w:hanging="360"/>
+      </w:pPr>
+      <w:rPr>
+        <w:rFonts w:ascii="Wingdings" w:hAnsi="Wingdings" w:hint="default"/>
+      </w:rPr>
+    </w:lvl>
+  </w:abstractNum>
+  <w:abstractNum w:abstractNumId="24" w15:restartNumberingAfterBreak="0">
     <w:nsid w:val="63EE7A83"/>
     <w:multiLevelType w:val="multilevel"/>
     <w:tmpl w:val="99EED08C"/>
@@ -13302,7 +13730,7 @@
       </w:rPr>
     </w:lvl>
   </w:abstractNum>
-  <w:abstractNum w:abstractNumId="23" w15:restartNumberingAfterBreak="0">
+  <w:abstractNum w:abstractNumId="25" w15:restartNumberingAfterBreak="0">
     <w:nsid w:val="67F44952"/>
     <w:multiLevelType w:val="multilevel"/>
     <w:tmpl w:val="0E7CE7A0"/>
@@ -13415,7 +13843,7 @@
       </w:rPr>
     </w:lvl>
   </w:abstractNum>
-  <w:abstractNum w:abstractNumId="24" w15:restartNumberingAfterBreak="0">
+  <w:abstractNum w:abstractNumId="26" w15:restartNumberingAfterBreak="0">
     <w:nsid w:val="773446B3"/>
     <w:multiLevelType w:val="multilevel"/>
     <w:tmpl w:val="2BDE3984"/>
@@ -13564,7 +13992,7 @@
       </w:rPr>
     </w:lvl>
   </w:abstractNum>
-  <w:abstractNum w:abstractNumId="25" w15:restartNumberingAfterBreak="0">
+  <w:abstractNum w:abstractNumId="27" w15:restartNumberingAfterBreak="0">
     <w:nsid w:val="7A747DDA"/>
     <w:multiLevelType w:val="multilevel"/>
     <w:tmpl w:val="C3C04B62"/>
@@ -13713,7 +14141,7 @@
       </w:rPr>
     </w:lvl>
   </w:abstractNum>
-  <w:abstractNum w:abstractNumId="26" w15:restartNumberingAfterBreak="0">
+  <w:abstractNum w:abstractNumId="28" w15:restartNumberingAfterBreak="0">
     <w:nsid w:val="7E892CFA"/>
     <w:multiLevelType w:val="multilevel"/>
     <w:tmpl w:val="7812E9BA"/>
@@ -13826,7 +14254,7 @@
       </w:rPr>
     </w:lvl>
   </w:abstractNum>
-  <w:abstractNum w:abstractNumId="27" w15:restartNumberingAfterBreak="0">
+  <w:abstractNum w:abstractNumId="29" w15:restartNumberingAfterBreak="0">
     <w:nsid w:val="7FCB7632"/>
     <w:multiLevelType w:val="multilevel"/>
     <w:tmpl w:val="35BA931E"/>
@@ -13975,96 +14403,102 @@
       </w:rPr>
     </w:lvl>
   </w:abstractNum>
-  <w:num w:numId="1" w16cid:durableId="453793695">
+  <w:num w:numId="1">
+    <w:abstractNumId w:val="17"/>
+  </w:num>
+  <w:num w:numId="2">
+    <w:abstractNumId w:val="6"/>
+  </w:num>
+  <w:num w:numId="3">
+    <w:abstractNumId w:val="11"/>
+  </w:num>
+  <w:num w:numId="4">
+    <w:abstractNumId w:val="18"/>
+  </w:num>
+  <w:num w:numId="5">
+    <w:abstractNumId w:val="28"/>
+  </w:num>
+  <w:num w:numId="6">
+    <w:abstractNumId w:val="25"/>
+  </w:num>
+  <w:num w:numId="7">
+    <w:abstractNumId w:val="21"/>
+  </w:num>
+  <w:num w:numId="8">
+    <w:abstractNumId w:val="3"/>
+  </w:num>
+  <w:num w:numId="9">
+    <w:abstractNumId w:val="7"/>
+  </w:num>
+  <w:num w:numId="10">
     <w:abstractNumId w:val="16"/>
   </w:num>
-  <w:num w:numId="2" w16cid:durableId="359623468">
-    <w:abstractNumId w:val="6"/>
+  <w:num w:numId="11">
+    <w:abstractNumId w:val="0"/>
   </w:num>
-  <w:num w:numId="3" w16cid:durableId="8332669">
+  <w:num w:numId="12">
     <w:abstractNumId w:val="10"/>
   </w:num>
-  <w:num w:numId="4" w16cid:durableId="993950458">
-    <w:abstractNumId w:val="17"/>
+  <w:num w:numId="13">
+    <w:abstractNumId w:val="15"/>
   </w:num>
-  <w:num w:numId="5" w16cid:durableId="461113823">
+  <w:num w:numId="14">
+    <w:abstractNumId w:val="29"/>
+  </w:num>
+  <w:num w:numId="15">
+    <w:abstractNumId w:val="2"/>
+  </w:num>
+  <w:num w:numId="16">
+    <w:abstractNumId w:val="19"/>
+  </w:num>
+  <w:num w:numId="17">
+    <w:abstractNumId w:val="1"/>
+  </w:num>
+  <w:num w:numId="18">
+    <w:abstractNumId w:val="14"/>
+  </w:num>
+  <w:num w:numId="19">
+    <w:abstractNumId w:val="27"/>
+  </w:num>
+  <w:num w:numId="20">
+    <w:abstractNumId w:val="4"/>
+  </w:num>
+  <w:num w:numId="21">
+    <w:abstractNumId w:val="9"/>
+  </w:num>
+  <w:num w:numId="22">
+    <w:abstractNumId w:val="24"/>
+  </w:num>
+  <w:num w:numId="23">
+    <w:abstractNumId w:val="5"/>
+  </w:num>
+  <w:num w:numId="24">
+    <w:abstractNumId w:val="12"/>
+  </w:num>
+  <w:num w:numId="25">
+    <w:abstractNumId w:val="22"/>
+  </w:num>
+  <w:num w:numId="26">
     <w:abstractNumId w:val="26"/>
   </w:num>
-  <w:num w:numId="6" w16cid:durableId="1837065777">
-    <w:abstractNumId w:val="23"/>
+  <w:num w:numId="27">
+    <w:abstractNumId w:val="13"/>
   </w:num>
-  <w:num w:numId="7" w16cid:durableId="1280261292">
+  <w:num w:numId="28">
     <w:abstractNumId w:val="20"/>
   </w:num>
-  <w:num w:numId="8" w16cid:durableId="1093814976">
-    <w:abstractNumId w:val="3"/>
-  </w:num>
-  <w:num w:numId="9" w16cid:durableId="2093044371">
-    <w:abstractNumId w:val="7"/>
-  </w:num>
-  <w:num w:numId="10" w16cid:durableId="1915971544">
-    <w:abstractNumId w:val="15"/>
-  </w:num>
-  <w:num w:numId="11" w16cid:durableId="2035033479">
-    <w:abstractNumId w:val="0"/>
-  </w:num>
-  <w:num w:numId="12" w16cid:durableId="2093694612">
-    <w:abstractNumId w:val="9"/>
-  </w:num>
-  <w:num w:numId="13" w16cid:durableId="2146779250">
-    <w:abstractNumId w:val="14"/>
-  </w:num>
-  <w:num w:numId="14" w16cid:durableId="362487613">
-    <w:abstractNumId w:val="27"/>
-  </w:num>
-  <w:num w:numId="15" w16cid:durableId="1048992830">
-    <w:abstractNumId w:val="2"/>
-  </w:num>
-  <w:num w:numId="16" w16cid:durableId="167138186">
-    <w:abstractNumId w:val="18"/>
-  </w:num>
-  <w:num w:numId="17" w16cid:durableId="692807486">
-    <w:abstractNumId w:val="1"/>
-  </w:num>
-  <w:num w:numId="18" w16cid:durableId="1766997033">
-    <w:abstractNumId w:val="13"/>
-  </w:num>
-  <w:num w:numId="19" w16cid:durableId="954751890">
-    <w:abstractNumId w:val="25"/>
-  </w:num>
-  <w:num w:numId="20" w16cid:durableId="1571379346">
-    <w:abstractNumId w:val="4"/>
-  </w:num>
-  <w:num w:numId="21" w16cid:durableId="890119065">
+  <w:num w:numId="29">
     <w:abstractNumId w:val="8"/>
   </w:num>
-  <w:num w:numId="22" w16cid:durableId="636685125">
-    <w:abstractNumId w:val="22"/>
-  </w:num>
-  <w:num w:numId="23" w16cid:durableId="1959137675">
-    <w:abstractNumId w:val="5"/>
-  </w:num>
-  <w:num w:numId="24" w16cid:durableId="1547639838">
-    <w:abstractNumId w:val="11"/>
-  </w:num>
-  <w:num w:numId="25" w16cid:durableId="86469261">
-    <w:abstractNumId w:val="21"/>
-  </w:num>
-  <w:num w:numId="26" w16cid:durableId="114982865">
-    <w:abstractNumId w:val="24"/>
-  </w:num>
-  <w:num w:numId="27" w16cid:durableId="1126433587">
-    <w:abstractNumId w:val="12"/>
-  </w:num>
-  <w:num w:numId="28" w16cid:durableId="23599683">
-    <w:abstractNumId w:val="19"/>
+  <w:num w:numId="30">
+    <w:abstractNumId w:val="23"/>
   </w:num>
   <w:numIdMacAtCleanup w:val="20"/>
 </w:numbering>
 </file>
 
 <file path=word/styles.xml><?xml version="1.0" encoding="utf-8"?>
-<w:styles xmlns:mc="http://schemas.openxmlformats.org/markup-compatibility/2006" xmlns:r="http://schemas.openxmlformats.org/officeDocument/2006/relationships" xmlns:w="http://schemas.openxmlformats.org/wordprocessingml/2006/main" xmlns:w14="http://schemas.microsoft.com/office/word/2010/wordml" xmlns:w15="http://schemas.microsoft.com/office/word/2012/wordml" xmlns:w16cex="http://schemas.microsoft.com/office/word/2018/wordml/cex" xmlns:w16cid="http://schemas.microsoft.com/office/word/2016/wordml/cid" xmlns:w16="http://schemas.microsoft.com/office/word/2018/wordml" xmlns:w16du="http://schemas.microsoft.com/office/word/2023/wordml/word16du" xmlns:w16sdtdh="http://schemas.microsoft.com/office/word/2020/wordml/sdtdatahash" xmlns:w16sdtfl="http://schemas.microsoft.com/office/word/2024/wordml/sdtformatlock" xmlns:w16se="http://schemas.microsoft.com/office/word/2015/wordml/symex" mc:Ignorable="w14 w15 w16se w16cid w16 w16cex w16sdtdh w16sdtfl w16du">
+<w:styles xmlns:mc="http://schemas.openxmlformats.org/markup-compatibility/2006" xmlns:r="http://schemas.openxmlformats.org/officeDocument/2006/relationships" xmlns:w="http://schemas.openxmlformats.org/wordprocessingml/2006/main" xmlns:w14="http://schemas.microsoft.com/office/word/2010/wordml" xmlns:w15="http://schemas.microsoft.com/office/word/2012/wordml" xmlns:w16se="http://schemas.microsoft.com/office/word/2015/wordml/symex" mc:Ignorable="w14 w15 w16se">
   <w:docDefaults>
     <w:rPrDefault>
       <w:rPr>
@@ -14080,7 +14514,7 @@
       </w:pPr>
     </w:pPrDefault>
   </w:docDefaults>
-  <w:latentStyles w:defLockedState="0" w:defUIPriority="99" w:defSemiHidden="0" w:defUnhideWhenUsed="0" w:defQFormat="0" w:count="376">
+  <w:latentStyles w:defLockedState="0" w:defUIPriority="99" w:defSemiHidden="0" w:defUnhideWhenUsed="0" w:defQFormat="0" w:count="371">
     <w:lsdException w:name="Normal" w:uiPriority="0" w:qFormat="1"/>
     <w:lsdException w:name="heading 1" w:uiPriority="9" w:qFormat="1"/>
     <w:lsdException w:name="heading 2" w:semiHidden="1" w:uiPriority="9" w:unhideWhenUsed="1" w:qFormat="1"/>
@@ -14452,11 +14886,6 @@
     <w:lsdException w:name="List Table 5 Dark Accent 6" w:uiPriority="50"/>
     <w:lsdException w:name="List Table 6 Colorful Accent 6" w:uiPriority="51"/>
     <w:lsdException w:name="List Table 7 Colorful Accent 6" w:uiPriority="52"/>
-    <w:lsdException w:name="Mention" w:semiHidden="1" w:unhideWhenUsed="1"/>
-    <w:lsdException w:name="Smart Hyperlink" w:semiHidden="1" w:unhideWhenUsed="1"/>
-    <w:lsdException w:name="Hashtag" w:semiHidden="1" w:unhideWhenUsed="1"/>
-    <w:lsdException w:name="Unresolved Mention" w:semiHidden="1" w:unhideWhenUsed="1"/>
-    <w:lsdException w:name="Smart Link" w:semiHidden="1" w:unhideWhenUsed="1"/>
   </w:latentStyles>
   <w:style w:type="paragraph" w:default="1" w:styleId="Normal">
     <w:name w:val="Normal"/>
@@ -14468,6 +14897,46 @@
     <w:rPr>
       <w:rFonts w:ascii="Calibri" w:eastAsia="Calibri" w:hAnsi="Calibri" w:cs="Times New Roman"/>
       <w:lang w:val="bg-BG"/>
+    </w:rPr>
+  </w:style>
+  <w:style w:type="paragraph" w:styleId="Heading3">
+    <w:name w:val="heading 3"/>
+    <w:basedOn w:val="Normal"/>
+    <w:link w:val="Heading3Char"/>
+    <w:uiPriority w:val="9"/>
+    <w:qFormat/>
+    <w:rsid w:val="00E15FAA"/>
+    <w:pPr>
+      <w:spacing w:before="100" w:beforeAutospacing="1" w:after="100" w:afterAutospacing="1" w:line="240" w:lineRule="auto"/>
+      <w:outlineLvl w:val="2"/>
+    </w:pPr>
+    <w:rPr>
+      <w:rFonts w:ascii="Times New Roman" w:eastAsia="Times New Roman" w:hAnsi="Times New Roman"/>
+      <w:b/>
+      <w:bCs/>
+      <w:sz w:val="27"/>
+      <w:szCs w:val="27"/>
+      <w:lang w:val="en-US"/>
+    </w:rPr>
+  </w:style>
+  <w:style w:type="paragraph" w:styleId="Heading4">
+    <w:name w:val="heading 4"/>
+    <w:basedOn w:val="Normal"/>
+    <w:link w:val="Heading4Char"/>
+    <w:uiPriority w:val="9"/>
+    <w:qFormat/>
+    <w:rsid w:val="00E15FAA"/>
+    <w:pPr>
+      <w:spacing w:before="100" w:beforeAutospacing="1" w:after="100" w:afterAutospacing="1" w:line="240" w:lineRule="auto"/>
+      <w:outlineLvl w:val="3"/>
+    </w:pPr>
+    <w:rPr>
+      <w:rFonts w:ascii="Times New Roman" w:eastAsia="Times New Roman" w:hAnsi="Times New Roman"/>
+      <w:b/>
+      <w:bCs/>
+      <w:sz w:val="24"/>
+      <w:szCs w:val="24"/>
+      <w:lang w:val="en-US"/>
     </w:rPr>
   </w:style>
   <w:style w:type="character" w:default="1" w:styleId="DefaultParagraphFont">
@@ -14652,6 +15121,66 @@
       <w:sz w:val="56"/>
       <w:szCs w:val="56"/>
       <w:lang w:val="bg-BG"/>
+    </w:rPr>
+  </w:style>
+  <w:style w:type="character" w:customStyle="1" w:styleId="Heading3Char">
+    <w:name w:val="Heading 3 Char"/>
+    <w:basedOn w:val="DefaultParagraphFont"/>
+    <w:link w:val="Heading3"/>
+    <w:uiPriority w:val="9"/>
+    <w:rsid w:val="00E15FAA"/>
+    <w:rPr>
+      <w:rFonts w:ascii="Times New Roman" w:eastAsia="Times New Roman" w:hAnsi="Times New Roman" w:cs="Times New Roman"/>
+      <w:b/>
+      <w:bCs/>
+      <w:sz w:val="27"/>
+      <w:szCs w:val="27"/>
+    </w:rPr>
+  </w:style>
+  <w:style w:type="character" w:customStyle="1" w:styleId="Heading4Char">
+    <w:name w:val="Heading 4 Char"/>
+    <w:basedOn w:val="DefaultParagraphFont"/>
+    <w:link w:val="Heading4"/>
+    <w:uiPriority w:val="9"/>
+    <w:rsid w:val="00E15FAA"/>
+    <w:rPr>
+      <w:rFonts w:ascii="Times New Roman" w:eastAsia="Times New Roman" w:hAnsi="Times New Roman" w:cs="Times New Roman"/>
+      <w:b/>
+      <w:bCs/>
+      <w:sz w:val="24"/>
+      <w:szCs w:val="24"/>
+    </w:rPr>
+  </w:style>
+  <w:style w:type="character" w:customStyle="1" w:styleId="relative">
+    <w:name w:val="relative"/>
+    <w:basedOn w:val="DefaultParagraphFont"/>
+    <w:rsid w:val="00E15FAA"/>
+  </w:style>
+  <w:style w:type="paragraph" w:customStyle="1" w:styleId="not-prose">
+    <w:name w:val="not-prose"/>
+    <w:basedOn w:val="Normal"/>
+    <w:rsid w:val="00E15FAA"/>
+    <w:pPr>
+      <w:spacing w:before="100" w:beforeAutospacing="1" w:after="100" w:afterAutospacing="1" w:line="240" w:lineRule="auto"/>
+    </w:pPr>
+    <w:rPr>
+      <w:rFonts w:ascii="Times New Roman" w:eastAsia="Times New Roman" w:hAnsi="Times New Roman"/>
+      <w:sz w:val="24"/>
+      <w:szCs w:val="24"/>
+      <w:lang w:val="en-US"/>
+    </w:rPr>
+  </w:style>
+  <w:style w:type="character" w:styleId="HTMLCode">
+    <w:name w:val="HTML Code"/>
+    <w:basedOn w:val="DefaultParagraphFont"/>
+    <w:uiPriority w:val="99"/>
+    <w:semiHidden/>
+    <w:unhideWhenUsed/>
+    <w:rsid w:val="00072189"/>
+    <w:rPr>
+      <w:rFonts w:ascii="Courier New" w:eastAsia="Times New Roman" w:hAnsi="Courier New" w:cs="Courier New"/>
+      <w:sz w:val="20"/>
+      <w:szCs w:val="20"/>
     </w:rPr>
   </w:style>
 </w:styles>
@@ -14923,7 +15452,7 @@
 </file>
 
 <file path=customXml/itemProps1.xml><?xml version="1.0" encoding="utf-8"?>
-<ds:datastoreItem xmlns:ds="http://schemas.openxmlformats.org/officeDocument/2006/customXml" ds:itemID="{8C860600-7876-4272-AE91-2E1D0035BC14}">
+<ds:datastoreItem xmlns:ds="http://schemas.openxmlformats.org/officeDocument/2006/customXml" ds:itemID="{654A4D53-76AF-4D4E-AB2A-DB7672434A2C}">
   <ds:schemaRefs>
     <ds:schemaRef ds:uri="http://schemas.openxmlformats.org/officeDocument/2006/bibliography"/>
   </ds:schemaRefs>
